--- a/exemplo/memorial-carga-termica-residencia-unifamiliar-exemplo-r00.docx
+++ b/exemplo/memorial-carga-termica-residencia-unifamiliar-exemplo-r00.docx
@@ -482,7 +482,7 @@
                 <w:szCs w:val="19"/>
                 <w:rFonts w:ascii="Calibri" w:cs="Calibri" w:eastAsia="Calibri" w:hAnsi="Calibri"/>
               </w:rPr>
-              <w:t xml:space="preserve">17/10/2026 — R00</w:t>
+              <w:t xml:space="preserve">20/10/2026 — R00</w:t>
             </w:r>
           </w:p>
         </w:tc>
@@ -11888,7 +11888,7 @@
           <w:szCs w:val="20"/>
           <w:rFonts w:ascii="Calibri" w:cs="Calibri" w:eastAsia="Calibri" w:hAnsi="Calibri"/>
         </w:rPr>
-        <w:t xml:space="preserve">Cidade – UF, 17 de outubro de 2026</w:t>
+        <w:t xml:space="preserve">Cidade – UF, 20 de outubro de 2026</w:t>
       </w:r>
     </w:p>
     <w:p>
@@ -12058,7 +12058,7 @@
         <w:szCs w:val="15"/>
         <w:rFonts w:ascii="Calibri" w:cs="Calibri" w:eastAsia="Calibri" w:hAnsi="Calibri"/>
       </w:rPr>
-      <w:t xml:space="preserve">	R00 · 17/10/2026</w:t>
+      <w:t xml:space="preserve">	R00 · 20/10/2026</w:t>
     </w:r>
   </w:p>
 </w:hdr>

--- a/exemplo/memorial-carga-termica-residencia-unifamiliar-exemplo-r00.docx
+++ b/exemplo/memorial-carga-termica-residencia-unifamiliar-exemplo-r00.docx
@@ -92,15 +92,16 @@
           <w:insideH w:val="single" w:color="auto" w:sz="4"/>
           <w:insideV w:val="single" w:color="auto" w:sz="4"/>
         </w:tblBorders>
+        <w:tblLayout w:type="fixed"/>
       </w:tblPr>
       <w:tblGrid>
-        <w:gridCol w:w="100"/>
-        <w:gridCol w:w="100"/>
+        <w:gridCol w:w="2732"/>
+        <w:gridCol w:w="7024"/>
       </w:tblGrid>
       <w:tr>
         <w:tc>
           <w:tcPr>
-            <w:tcW w:type="pct" w:w="28%"/>
+            <w:tcW w:type="dxa" w:w="2732"/>
             <w:tcBorders>
               <w:top w:val="single" w:color="1B1F23" w:sz="4"/>
               <w:left w:val="single" w:color="1B1F23" w:sz="4"/>
@@ -133,7 +134,7 @@
         </w:tc>
         <w:tc>
           <w:tcPr>
-            <w:tcW w:type="pct" w:w="72%"/>
+            <w:tcW w:type="dxa" w:w="7024"/>
             <w:tcBorders>
               <w:top w:val="single" w:color="1B1F23" w:sz="4"/>
               <w:left w:val="single" w:color="1B1F23" w:sz="4"/>
@@ -165,7 +166,7 @@
       <w:tr>
         <w:tc>
           <w:tcPr>
-            <w:tcW w:type="pct" w:w="28%"/>
+            <w:tcW w:type="dxa" w:w="2732"/>
             <w:tcBorders>
               <w:top w:val="single" w:color="1B1F23" w:sz="4"/>
               <w:left w:val="single" w:color="1B1F23" w:sz="4"/>
@@ -198,7 +199,7 @@
         </w:tc>
         <w:tc>
           <w:tcPr>
-            <w:tcW w:type="pct" w:w="72%"/>
+            <w:tcW w:type="dxa" w:w="7024"/>
             <w:tcBorders>
               <w:top w:val="single" w:color="1B1F23" w:sz="4"/>
               <w:left w:val="single" w:color="1B1F23" w:sz="4"/>
@@ -230,7 +231,7 @@
       <w:tr>
         <w:tc>
           <w:tcPr>
-            <w:tcW w:type="pct" w:w="28%"/>
+            <w:tcW w:type="dxa" w:w="2732"/>
             <w:tcBorders>
               <w:top w:val="single" w:color="1B1F23" w:sz="4"/>
               <w:left w:val="single" w:color="1B1F23" w:sz="4"/>
@@ -263,7 +264,7 @@
         </w:tc>
         <w:tc>
           <w:tcPr>
-            <w:tcW w:type="pct" w:w="72%"/>
+            <w:tcW w:type="dxa" w:w="7024"/>
             <w:tcBorders>
               <w:top w:val="single" w:color="1B1F23" w:sz="4"/>
               <w:left w:val="single" w:color="1B1F23" w:sz="4"/>
@@ -295,7 +296,7 @@
       <w:tr>
         <w:tc>
           <w:tcPr>
-            <w:tcW w:type="pct" w:w="28%"/>
+            <w:tcW w:type="dxa" w:w="2732"/>
             <w:tcBorders>
               <w:top w:val="single" w:color="1B1F23" w:sz="4"/>
               <w:left w:val="single" w:color="1B1F23" w:sz="4"/>
@@ -328,7 +329,7 @@
         </w:tc>
         <w:tc>
           <w:tcPr>
-            <w:tcW w:type="pct" w:w="72%"/>
+            <w:tcW w:type="dxa" w:w="7024"/>
             <w:tcBorders>
               <w:top w:val="single" w:color="1B1F23" w:sz="4"/>
               <w:left w:val="single" w:color="1B1F23" w:sz="4"/>
@@ -360,7 +361,7 @@
       <w:tr>
         <w:tc>
           <w:tcPr>
-            <w:tcW w:type="pct" w:w="28%"/>
+            <w:tcW w:type="dxa" w:w="2732"/>
             <w:tcBorders>
               <w:top w:val="single" w:color="1B1F23" w:sz="4"/>
               <w:left w:val="single" w:color="1B1F23" w:sz="4"/>
@@ -393,7 +394,7 @@
         </w:tc>
         <w:tc>
           <w:tcPr>
-            <w:tcW w:type="pct" w:w="72%"/>
+            <w:tcW w:type="dxa" w:w="7024"/>
             <w:tcBorders>
               <w:top w:val="single" w:color="1B1F23" w:sz="4"/>
               <w:left w:val="single" w:color="1B1F23" w:sz="4"/>
@@ -425,7 +426,7 @@
       <w:tr>
         <w:tc>
           <w:tcPr>
-            <w:tcW w:type="pct" w:w="28%"/>
+            <w:tcW w:type="dxa" w:w="2732"/>
             <w:tcBorders>
               <w:top w:val="single" w:color="1B1F23" w:sz="4"/>
               <w:left w:val="single" w:color="1B1F23" w:sz="4"/>
@@ -458,7 +459,7 @@
         </w:tc>
         <w:tc>
           <w:tcPr>
-            <w:tcW w:type="pct" w:w="72%"/>
+            <w:tcW w:type="dxa" w:w="7024"/>
             <w:tcBorders>
               <w:top w:val="single" w:color="1B1F23" w:sz="4"/>
               <w:left w:val="single" w:color="1B1F23" w:sz="4"/>
@@ -706,10 +707,11 @@
           <w:insideH w:val="single" w:color="auto" w:sz="4"/>
           <w:insideV w:val="single" w:color="auto" w:sz="4"/>
         </w:tblBorders>
+        <w:tblLayout w:type="fixed"/>
       </w:tblPr>
       <w:tblGrid>
-        <w:gridCol w:w="100"/>
-        <w:gridCol w:w="100"/>
+        <w:gridCol w:w="4293"/>
+        <w:gridCol w:w="5463"/>
       </w:tblGrid>
       <w:tr>
         <w:trPr>
@@ -717,7 +719,7 @@
         </w:trPr>
         <w:tc>
           <w:tcPr>
-            <w:tcW w:type="pct" w:w="44%"/>
+            <w:tcW w:type="dxa" w:w="4293"/>
             <w:shd w:fill="E7EDF1" w:color="auto" w:val="clear"/>
             <w:tcMar>
               <w:top w:type="dxa" w:w="30"/>
@@ -744,7 +746,7 @@
         </w:tc>
         <w:tc>
           <w:tcPr>
-            <w:tcW w:type="pct" w:w="56%"/>
+            <w:tcW w:type="dxa" w:w="5463"/>
             <w:shd w:fill="E7EDF1" w:color="auto" w:val="clear"/>
             <w:tcMar>
               <w:top w:type="dxa" w:w="30"/>
@@ -776,7 +778,7 @@
         </w:trPr>
         <w:tc>
           <w:tcPr>
-            <w:tcW w:type="pct" w:w="44%"/>
+            <w:tcW w:type="dxa" w:w="4293"/>
             <w:tcMar>
               <w:top w:type="dxa" w:w="30"/>
               <w:left w:type="dxa" w:w="70"/>
@@ -800,7 +802,7 @@
         </w:tc>
         <w:tc>
           <w:tcPr>
-            <w:tcW w:type="pct" w:w="56%"/>
+            <w:tcW w:type="dxa" w:w="5463"/>
             <w:tcMar>
               <w:top w:type="dxa" w:w="30"/>
               <w:left w:type="dxa" w:w="70"/>
@@ -829,7 +831,7 @@
         </w:trPr>
         <w:tc>
           <w:tcPr>
-            <w:tcW w:type="pct" w:w="44%"/>
+            <w:tcW w:type="dxa" w:w="4293"/>
             <w:tcMar>
               <w:top w:type="dxa" w:w="30"/>
               <w:left w:type="dxa" w:w="70"/>
@@ -853,7 +855,7 @@
         </w:tc>
         <w:tc>
           <w:tcPr>
-            <w:tcW w:type="pct" w:w="56%"/>
+            <w:tcW w:type="dxa" w:w="5463"/>
             <w:tcMar>
               <w:top w:type="dxa" w:w="30"/>
               <w:left w:type="dxa" w:w="70"/>
@@ -882,7 +884,7 @@
         </w:trPr>
         <w:tc>
           <w:tcPr>
-            <w:tcW w:type="pct" w:w="44%"/>
+            <w:tcW w:type="dxa" w:w="4293"/>
             <w:tcMar>
               <w:top w:type="dxa" w:w="30"/>
               <w:left w:type="dxa" w:w="70"/>
@@ -906,7 +908,7 @@
         </w:tc>
         <w:tc>
           <w:tcPr>
-            <w:tcW w:type="pct" w:w="56%"/>
+            <w:tcW w:type="dxa" w:w="5463"/>
             <w:tcMar>
               <w:top w:type="dxa" w:w="30"/>
               <w:left w:type="dxa" w:w="70"/>
@@ -935,7 +937,7 @@
         </w:trPr>
         <w:tc>
           <w:tcPr>
-            <w:tcW w:type="pct" w:w="44%"/>
+            <w:tcW w:type="dxa" w:w="4293"/>
             <w:tcMar>
               <w:top w:type="dxa" w:w="30"/>
               <w:left w:type="dxa" w:w="70"/>
@@ -959,7 +961,7 @@
         </w:tc>
         <w:tc>
           <w:tcPr>
-            <w:tcW w:type="pct" w:w="56%"/>
+            <w:tcW w:type="dxa" w:w="5463"/>
             <w:tcMar>
               <w:top w:type="dxa" w:w="30"/>
               <w:left w:type="dxa" w:w="70"/>
@@ -988,7 +990,7 @@
         </w:trPr>
         <w:tc>
           <w:tcPr>
-            <w:tcW w:type="pct" w:w="44%"/>
+            <w:tcW w:type="dxa" w:w="4293"/>
             <w:tcMar>
               <w:top w:type="dxa" w:w="30"/>
               <w:left w:type="dxa" w:w="70"/>
@@ -1012,7 +1014,7 @@
         </w:tc>
         <w:tc>
           <w:tcPr>
-            <w:tcW w:type="pct" w:w="56%"/>
+            <w:tcW w:type="dxa" w:w="5463"/>
             <w:tcMar>
               <w:top w:type="dxa" w:w="30"/>
               <w:left w:type="dxa" w:w="70"/>
@@ -1041,7 +1043,7 @@
         </w:trPr>
         <w:tc>
           <w:tcPr>
-            <w:tcW w:type="pct" w:w="44%"/>
+            <w:tcW w:type="dxa" w:w="4293"/>
             <w:tcMar>
               <w:top w:type="dxa" w:w="30"/>
               <w:left w:type="dxa" w:w="70"/>
@@ -1065,7 +1067,7 @@
         </w:tc>
         <w:tc>
           <w:tcPr>
-            <w:tcW w:type="pct" w:w="56%"/>
+            <w:tcW w:type="dxa" w:w="5463"/>
             <w:tcMar>
               <w:top w:type="dxa" w:w="30"/>
               <w:left w:type="dxa" w:w="70"/>
@@ -1094,7 +1096,7 @@
         </w:trPr>
         <w:tc>
           <w:tcPr>
-            <w:tcW w:type="pct" w:w="44%"/>
+            <w:tcW w:type="dxa" w:w="4293"/>
             <w:tcMar>
               <w:top w:type="dxa" w:w="30"/>
               <w:left w:type="dxa" w:w="70"/>
@@ -1118,7 +1120,7 @@
         </w:tc>
         <w:tc>
           <w:tcPr>
-            <w:tcW w:type="pct" w:w="56%"/>
+            <w:tcW w:type="dxa" w:w="5463"/>
             <w:tcMar>
               <w:top w:type="dxa" w:w="30"/>
               <w:left w:type="dxa" w:w="70"/>
@@ -1147,7 +1149,7 @@
         </w:trPr>
         <w:tc>
           <w:tcPr>
-            <w:tcW w:type="pct" w:w="44%"/>
+            <w:tcW w:type="dxa" w:w="4293"/>
             <w:tcMar>
               <w:top w:type="dxa" w:w="30"/>
               <w:left w:type="dxa" w:w="70"/>
@@ -1171,7 +1173,7 @@
         </w:tc>
         <w:tc>
           <w:tcPr>
-            <w:tcW w:type="pct" w:w="56%"/>
+            <w:tcW w:type="dxa" w:w="5463"/>
             <w:tcMar>
               <w:top w:type="dxa" w:w="30"/>
               <w:left w:type="dxa" w:w="70"/>
@@ -1200,7 +1202,7 @@
         </w:trPr>
         <w:tc>
           <w:tcPr>
-            <w:tcW w:type="pct" w:w="44%"/>
+            <w:tcW w:type="dxa" w:w="4293"/>
             <w:tcMar>
               <w:top w:type="dxa" w:w="30"/>
               <w:left w:type="dxa" w:w="70"/>
@@ -1224,7 +1226,7 @@
         </w:tc>
         <w:tc>
           <w:tcPr>
-            <w:tcW w:type="pct" w:w="56%"/>
+            <w:tcW w:type="dxa" w:w="5463"/>
             <w:tcMar>
               <w:top w:type="dxa" w:w="30"/>
               <w:left w:type="dxa" w:w="70"/>
@@ -1253,7 +1255,7 @@
         </w:trPr>
         <w:tc>
           <w:tcPr>
-            <w:tcW w:type="pct" w:w="44%"/>
+            <w:tcW w:type="dxa" w:w="4293"/>
             <w:tcMar>
               <w:top w:type="dxa" w:w="30"/>
               <w:left w:type="dxa" w:w="70"/>
@@ -1277,7 +1279,7 @@
         </w:tc>
         <w:tc>
           <w:tcPr>
-            <w:tcW w:type="pct" w:w="56%"/>
+            <w:tcW w:type="dxa" w:w="5463"/>
             <w:tcMar>
               <w:top w:type="dxa" w:w="30"/>
               <w:left w:type="dxa" w:w="70"/>
@@ -1306,7 +1308,7 @@
         </w:trPr>
         <w:tc>
           <w:tcPr>
-            <w:tcW w:type="pct" w:w="44%"/>
+            <w:tcW w:type="dxa" w:w="4293"/>
             <w:tcMar>
               <w:top w:type="dxa" w:w="30"/>
               <w:left w:type="dxa" w:w="70"/>
@@ -1330,7 +1332,7 @@
         </w:tc>
         <w:tc>
           <w:tcPr>
-            <w:tcW w:type="pct" w:w="56%"/>
+            <w:tcW w:type="dxa" w:w="5463"/>
             <w:tcMar>
               <w:top w:type="dxa" w:w="30"/>
               <w:left w:type="dxa" w:w="70"/>
@@ -1359,7 +1361,7 @@
         </w:trPr>
         <w:tc>
           <w:tcPr>
-            <w:tcW w:type="pct" w:w="44%"/>
+            <w:tcW w:type="dxa" w:w="4293"/>
             <w:tcMar>
               <w:top w:type="dxa" w:w="30"/>
               <w:left w:type="dxa" w:w="70"/>
@@ -1383,7 +1385,7 @@
         </w:tc>
         <w:tc>
           <w:tcPr>
-            <w:tcW w:type="pct" w:w="56%"/>
+            <w:tcW w:type="dxa" w:w="5463"/>
             <w:tcMar>
               <w:top w:type="dxa" w:w="30"/>
               <w:left w:type="dxa" w:w="70"/>
@@ -1444,10 +1446,11 @@
           <w:insideH w:val="single" w:color="auto" w:sz="4"/>
           <w:insideV w:val="single" w:color="auto" w:sz="4"/>
         </w:tblBorders>
+        <w:tblLayout w:type="fixed"/>
       </w:tblPr>
       <w:tblGrid>
-        <w:gridCol w:w="100"/>
-        <w:gridCol w:w="100"/>
+        <w:gridCol w:w="4293"/>
+        <w:gridCol w:w="5463"/>
       </w:tblGrid>
       <w:tr>
         <w:trPr>
@@ -1455,7 +1458,7 @@
         </w:trPr>
         <w:tc>
           <w:tcPr>
-            <w:tcW w:type="pct" w:w="44%"/>
+            <w:tcW w:type="dxa" w:w="4293"/>
             <w:shd w:fill="E7EDF1" w:color="auto" w:val="clear"/>
             <w:tcMar>
               <w:top w:type="dxa" w:w="30"/>
@@ -1482,7 +1485,7 @@
         </w:tc>
         <w:tc>
           <w:tcPr>
-            <w:tcW w:type="pct" w:w="56%"/>
+            <w:tcW w:type="dxa" w:w="5463"/>
             <w:shd w:fill="E7EDF1" w:color="auto" w:val="clear"/>
             <w:tcMar>
               <w:top w:type="dxa" w:w="30"/>
@@ -1514,7 +1517,7 @@
         </w:trPr>
         <w:tc>
           <w:tcPr>
-            <w:tcW w:type="pct" w:w="44%"/>
+            <w:tcW w:type="dxa" w:w="4293"/>
             <w:tcMar>
               <w:top w:type="dxa" w:w="30"/>
               <w:left w:type="dxa" w:w="70"/>
@@ -1538,7 +1541,7 @@
         </w:tc>
         <w:tc>
           <w:tcPr>
-            <w:tcW w:type="pct" w:w="56%"/>
+            <w:tcW w:type="dxa" w:w="5463"/>
             <w:tcMar>
               <w:top w:type="dxa" w:w="30"/>
               <w:left w:type="dxa" w:w="70"/>
@@ -1567,7 +1570,7 @@
         </w:trPr>
         <w:tc>
           <w:tcPr>
-            <w:tcW w:type="pct" w:w="44%"/>
+            <w:tcW w:type="dxa" w:w="4293"/>
             <w:tcMar>
               <w:top w:type="dxa" w:w="30"/>
               <w:left w:type="dxa" w:w="70"/>
@@ -1591,7 +1594,7 @@
         </w:tc>
         <w:tc>
           <w:tcPr>
-            <w:tcW w:type="pct" w:w="56%"/>
+            <w:tcW w:type="dxa" w:w="5463"/>
             <w:tcMar>
               <w:top w:type="dxa" w:w="30"/>
               <w:left w:type="dxa" w:w="70"/>
@@ -1620,7 +1623,7 @@
         </w:trPr>
         <w:tc>
           <w:tcPr>
-            <w:tcW w:type="pct" w:w="44%"/>
+            <w:tcW w:type="dxa" w:w="4293"/>
             <w:tcMar>
               <w:top w:type="dxa" w:w="30"/>
               <w:left w:type="dxa" w:w="70"/>
@@ -1644,7 +1647,7 @@
         </w:tc>
         <w:tc>
           <w:tcPr>
-            <w:tcW w:type="pct" w:w="56%"/>
+            <w:tcW w:type="dxa" w:w="5463"/>
             <w:tcMar>
               <w:top w:type="dxa" w:w="30"/>
               <w:left w:type="dxa" w:w="70"/>
@@ -1673,7 +1676,7 @@
         </w:trPr>
         <w:tc>
           <w:tcPr>
-            <w:tcW w:type="pct" w:w="44%"/>
+            <w:tcW w:type="dxa" w:w="4293"/>
             <w:tcMar>
               <w:top w:type="dxa" w:w="30"/>
               <w:left w:type="dxa" w:w="70"/>
@@ -1697,7 +1700,7 @@
         </w:tc>
         <w:tc>
           <w:tcPr>
-            <w:tcW w:type="pct" w:w="56%"/>
+            <w:tcW w:type="dxa" w:w="5463"/>
             <w:tcMar>
               <w:top w:type="dxa" w:w="30"/>
               <w:left w:type="dxa" w:w="70"/>
@@ -1726,7 +1729,7 @@
         </w:trPr>
         <w:tc>
           <w:tcPr>
-            <w:tcW w:type="pct" w:w="44%"/>
+            <w:tcW w:type="dxa" w:w="4293"/>
             <w:tcMar>
               <w:top w:type="dxa" w:w="30"/>
               <w:left w:type="dxa" w:w="70"/>
@@ -1750,7 +1753,7 @@
         </w:tc>
         <w:tc>
           <w:tcPr>
-            <w:tcW w:type="pct" w:w="56%"/>
+            <w:tcW w:type="dxa" w:w="5463"/>
             <w:tcMar>
               <w:top w:type="dxa" w:w="30"/>
               <w:left w:type="dxa" w:w="70"/>
@@ -1779,7 +1782,7 @@
         </w:trPr>
         <w:tc>
           <w:tcPr>
-            <w:tcW w:type="pct" w:w="44%"/>
+            <w:tcW w:type="dxa" w:w="4293"/>
             <w:tcMar>
               <w:top w:type="dxa" w:w="30"/>
               <w:left w:type="dxa" w:w="70"/>
@@ -1803,7 +1806,7 @@
         </w:tc>
         <w:tc>
           <w:tcPr>
-            <w:tcW w:type="pct" w:w="56%"/>
+            <w:tcW w:type="dxa" w:w="5463"/>
             <w:tcMar>
               <w:top w:type="dxa" w:w="30"/>
               <w:left w:type="dxa" w:w="70"/>
@@ -1832,7 +1835,7 @@
         </w:trPr>
         <w:tc>
           <w:tcPr>
-            <w:tcW w:type="pct" w:w="44%"/>
+            <w:tcW w:type="dxa" w:w="4293"/>
             <w:tcMar>
               <w:top w:type="dxa" w:w="30"/>
               <w:left w:type="dxa" w:w="70"/>
@@ -1856,7 +1859,7 @@
         </w:tc>
         <w:tc>
           <w:tcPr>
-            <w:tcW w:type="pct" w:w="56%"/>
+            <w:tcW w:type="dxa" w:w="5463"/>
             <w:tcMar>
               <w:top w:type="dxa" w:w="30"/>
               <w:left w:type="dxa" w:w="70"/>
@@ -2125,13 +2128,14 @@
           <w:insideH w:val="single" w:color="auto" w:sz="4"/>
           <w:insideV w:val="single" w:color="auto" w:sz="4"/>
         </w:tblBorders>
+        <w:tblLayout w:type="fixed"/>
       </w:tblPr>
       <w:tblGrid>
-        <w:gridCol w:w="100"/>
-        <w:gridCol w:w="100"/>
-        <w:gridCol w:w="100"/>
-        <w:gridCol w:w="100"/>
-        <w:gridCol w:w="100"/>
+        <w:gridCol w:w="2537"/>
+        <w:gridCol w:w="4293"/>
+        <w:gridCol w:w="976"/>
+        <w:gridCol w:w="976"/>
+        <w:gridCol w:w="976"/>
       </w:tblGrid>
       <w:tr>
         <w:trPr>
@@ -2139,7 +2143,7 @@
         </w:trPr>
         <w:tc>
           <w:tcPr>
-            <w:tcW w:type="pct" w:w="26%"/>
+            <w:tcW w:type="dxa" w:w="2537"/>
             <w:shd w:fill="E7EDF1" w:color="auto" w:val="clear"/>
             <w:tcMar>
               <w:top w:type="dxa" w:w="30"/>
@@ -2166,7 +2170,7 @@
         </w:tc>
         <w:tc>
           <w:tcPr>
-            <w:tcW w:type="pct" w:w="44%"/>
+            <w:tcW w:type="dxa" w:w="4293"/>
             <w:shd w:fill="E7EDF1" w:color="auto" w:val="clear"/>
             <w:tcMar>
               <w:top w:type="dxa" w:w="30"/>
@@ -2193,7 +2197,7 @@
         </w:tc>
         <w:tc>
           <w:tcPr>
-            <w:tcW w:type="pct" w:w="10%"/>
+            <w:tcW w:type="dxa" w:w="976"/>
             <w:shd w:fill="E7EDF1" w:color="auto" w:val="clear"/>
             <w:tcMar>
               <w:top w:type="dxa" w:w="30"/>
@@ -2220,7 +2224,7 @@
         </w:tc>
         <w:tc>
           <w:tcPr>
-            <w:tcW w:type="pct" w:w="10%"/>
+            <w:tcW w:type="dxa" w:w="976"/>
             <w:shd w:fill="E7EDF1" w:color="auto" w:val="clear"/>
             <w:tcMar>
               <w:top w:type="dxa" w:w="30"/>
@@ -2247,7 +2251,7 @@
         </w:tc>
         <w:tc>
           <w:tcPr>
-            <w:tcW w:type="pct" w:w="10%"/>
+            <w:tcW w:type="dxa" w:w="976"/>
             <w:shd w:fill="E7EDF1" w:color="auto" w:val="clear"/>
             <w:tcMar>
               <w:top w:type="dxa" w:w="30"/>
@@ -2279,7 +2283,7 @@
         </w:trPr>
         <w:tc>
           <w:tcPr>
-            <w:tcW w:type="pct" w:w="26%"/>
+            <w:tcW w:type="dxa" w:w="2537"/>
             <w:tcMar>
               <w:top w:type="dxa" w:w="30"/>
               <w:left w:type="dxa" w:w="70"/>
@@ -2303,7 +2307,7 @@
         </w:tc>
         <w:tc>
           <w:tcPr>
-            <w:tcW w:type="pct" w:w="44%"/>
+            <w:tcW w:type="dxa" w:w="4293"/>
             <w:tcMar>
               <w:top w:type="dxa" w:w="30"/>
               <w:left w:type="dxa" w:w="70"/>
@@ -2327,7 +2331,7 @@
         </w:tc>
         <w:tc>
           <w:tcPr>
-            <w:tcW w:type="pct" w:w="10%"/>
+            <w:tcW w:type="dxa" w:w="976"/>
             <w:tcMar>
               <w:top w:type="dxa" w:w="30"/>
               <w:left w:type="dxa" w:w="70"/>
@@ -2351,7 +2355,7 @@
         </w:tc>
         <w:tc>
           <w:tcPr>
-            <w:tcW w:type="pct" w:w="10%"/>
+            <w:tcW w:type="dxa" w:w="976"/>
             <w:tcMar>
               <w:top w:type="dxa" w:w="30"/>
               <w:left w:type="dxa" w:w="70"/>
@@ -2375,7 +2379,7 @@
         </w:tc>
         <w:tc>
           <w:tcPr>
-            <w:tcW w:type="pct" w:w="10%"/>
+            <w:tcW w:type="dxa" w:w="976"/>
             <w:tcMar>
               <w:top w:type="dxa" w:w="30"/>
               <w:left w:type="dxa" w:w="70"/>
@@ -2404,7 +2408,7 @@
         </w:trPr>
         <w:tc>
           <w:tcPr>
-            <w:tcW w:type="pct" w:w="26%"/>
+            <w:tcW w:type="dxa" w:w="2537"/>
             <w:tcMar>
               <w:top w:type="dxa" w:w="30"/>
               <w:left w:type="dxa" w:w="70"/>
@@ -2428,7 +2432,7 @@
         </w:tc>
         <w:tc>
           <w:tcPr>
-            <w:tcW w:type="pct" w:w="44%"/>
+            <w:tcW w:type="dxa" w:w="4293"/>
             <w:tcMar>
               <w:top w:type="dxa" w:w="30"/>
               <w:left w:type="dxa" w:w="70"/>
@@ -2452,7 +2456,7 @@
         </w:tc>
         <w:tc>
           <w:tcPr>
-            <w:tcW w:type="pct" w:w="10%"/>
+            <w:tcW w:type="dxa" w:w="976"/>
             <w:tcMar>
               <w:top w:type="dxa" w:w="30"/>
               <w:left w:type="dxa" w:w="70"/>
@@ -2476,7 +2480,7 @@
         </w:tc>
         <w:tc>
           <w:tcPr>
-            <w:tcW w:type="pct" w:w="10%"/>
+            <w:tcW w:type="dxa" w:w="976"/>
             <w:tcMar>
               <w:top w:type="dxa" w:w="30"/>
               <w:left w:type="dxa" w:w="70"/>
@@ -2500,7 +2504,7 @@
         </w:tc>
         <w:tc>
           <w:tcPr>
-            <w:tcW w:type="pct" w:w="10%"/>
+            <w:tcW w:type="dxa" w:w="976"/>
             <w:tcMar>
               <w:top w:type="dxa" w:w="30"/>
               <w:left w:type="dxa" w:w="70"/>
@@ -2540,11 +2544,12 @@
           <w:insideH w:val="single" w:color="auto" w:sz="4"/>
           <w:insideV w:val="single" w:color="auto" w:sz="4"/>
         </w:tblBorders>
+        <w:tblLayout w:type="fixed"/>
       </w:tblPr>
       <w:tblGrid>
-        <w:gridCol w:w="100"/>
-        <w:gridCol w:w="100"/>
-        <w:gridCol w:w="100"/>
+        <w:gridCol w:w="5854"/>
+        <w:gridCol w:w="1951"/>
+        <w:gridCol w:w="1951"/>
       </w:tblGrid>
       <w:tr>
         <w:trPr>
@@ -2552,7 +2557,7 @@
         </w:trPr>
         <w:tc>
           <w:tcPr>
-            <w:tcW w:type="pct" w:w="60%"/>
+            <w:tcW w:type="dxa" w:w="5854"/>
             <w:shd w:fill="E7EDF1" w:color="auto" w:val="clear"/>
             <w:tcMar>
               <w:top w:type="dxa" w:w="30"/>
@@ -2579,7 +2584,7 @@
         </w:tc>
         <w:tc>
           <w:tcPr>
-            <w:tcW w:type="pct" w:w="20%"/>
+            <w:tcW w:type="dxa" w:w="1951"/>
             <w:shd w:fill="E7EDF1" w:color="auto" w:val="clear"/>
             <w:tcMar>
               <w:top w:type="dxa" w:w="30"/>
@@ -2606,7 +2611,7 @@
         </w:tc>
         <w:tc>
           <w:tcPr>
-            <w:tcW w:type="pct" w:w="20%"/>
+            <w:tcW w:type="dxa" w:w="1951"/>
             <w:shd w:fill="E7EDF1" w:color="auto" w:val="clear"/>
             <w:tcMar>
               <w:top w:type="dxa" w:w="30"/>
@@ -2638,7 +2643,7 @@
         </w:trPr>
         <w:tc>
           <w:tcPr>
-            <w:tcW w:type="pct" w:w="60%"/>
+            <w:tcW w:type="dxa" w:w="5854"/>
             <w:tcMar>
               <w:top w:type="dxa" w:w="30"/>
               <w:left w:type="dxa" w:w="70"/>
@@ -2662,7 +2667,7 @@
         </w:tc>
         <w:tc>
           <w:tcPr>
-            <w:tcW w:type="pct" w:w="20%"/>
+            <w:tcW w:type="dxa" w:w="1951"/>
             <w:tcMar>
               <w:top w:type="dxa" w:w="30"/>
               <w:left w:type="dxa" w:w="70"/>
@@ -2686,7 +2691,7 @@
         </w:tc>
         <w:tc>
           <w:tcPr>
-            <w:tcW w:type="pct" w:w="20%"/>
+            <w:tcW w:type="dxa" w:w="1951"/>
             <w:tcMar>
               <w:top w:type="dxa" w:w="30"/>
               <w:left w:type="dxa" w:w="70"/>
@@ -2784,17 +2789,18 @@
           <w:insideH w:val="none" w:color="FFFFFF" w:sz="0"/>
           <w:insideV w:val="none" w:color="FFFFFF" w:sz="0"/>
         </w:tblBorders>
+        <w:tblLayout w:type="fixed"/>
       </w:tblPr>
       <w:tblGrid>
-        <w:gridCol w:w="100"/>
-        <w:gridCol w:w="100"/>
-        <w:gridCol w:w="100"/>
-        <w:gridCol w:w="100"/>
+        <w:gridCol w:w="1268"/>
+        <w:gridCol w:w="3610"/>
+        <w:gridCol w:w="1463"/>
+        <w:gridCol w:w="3415"/>
       </w:tblGrid>
       <w:tr>
         <w:tc>
           <w:tcPr>
-            <w:tcW w:type="pct" w:w="13%"/>
+            <w:tcW w:type="dxa" w:w="1268"/>
             <w:tcBorders>
               <w:top w:val="none" w:color="FFFFFF" w:sz="0"/>
               <w:left w:val="none" w:color="FFFFFF" w:sz="0"/>
@@ -2827,7 +2833,7 @@
         </w:tc>
         <w:tc>
           <w:tcPr>
-            <w:tcW w:type="pct" w:w="37%"/>
+            <w:tcW w:type="dxa" w:w="3610"/>
             <w:tcBorders>
               <w:top w:val="none" w:color="FFFFFF" w:sz="0"/>
               <w:left w:val="none" w:color="FFFFFF" w:sz="0"/>
@@ -2857,7 +2863,7 @@
         </w:tc>
         <w:tc>
           <w:tcPr>
-            <w:tcW w:type="pct" w:w="15%"/>
+            <w:tcW w:type="dxa" w:w="1463"/>
             <w:tcBorders>
               <w:top w:val="none" w:color="FFFFFF" w:sz="0"/>
               <w:left w:val="none" w:color="FFFFFF" w:sz="0"/>
@@ -2890,7 +2896,7 @@
         </w:tc>
         <w:tc>
           <w:tcPr>
-            <w:tcW w:type="pct" w:w="35%"/>
+            <w:tcW w:type="dxa" w:w="3415"/>
             <w:tcBorders>
               <w:top w:val="none" w:color="FFFFFF" w:sz="0"/>
               <w:left w:val="none" w:color="FFFFFF" w:sz="0"/>
@@ -2922,7 +2928,7 @@
       <w:tr>
         <w:tc>
           <w:tcPr>
-            <w:tcW w:type="pct" w:w="13%"/>
+            <w:tcW w:type="dxa" w:w="1268"/>
             <w:tcBorders>
               <w:top w:val="none" w:color="FFFFFF" w:sz="0"/>
               <w:left w:val="none" w:color="FFFFFF" w:sz="0"/>
@@ -2955,7 +2961,7 @@
         </w:tc>
         <w:tc>
           <w:tcPr>
-            <w:tcW w:type="pct" w:w="37%"/>
+            <w:tcW w:type="dxa" w:w="3610"/>
             <w:tcBorders>
               <w:top w:val="none" w:color="FFFFFF" w:sz="0"/>
               <w:left w:val="none" w:color="FFFFFF" w:sz="0"/>
@@ -2985,7 +2991,7 @@
         </w:tc>
         <w:tc>
           <w:tcPr>
-            <w:tcW w:type="pct" w:w="15%"/>
+            <w:tcW w:type="dxa" w:w="1463"/>
             <w:tcBorders>
               <w:top w:val="none" w:color="FFFFFF" w:sz="0"/>
               <w:left w:val="none" w:color="FFFFFF" w:sz="0"/>
@@ -3018,7 +3024,7 @@
         </w:tc>
         <w:tc>
           <w:tcPr>
-            <w:tcW w:type="pct" w:w="35%"/>
+            <w:tcW w:type="dxa" w:w="3415"/>
             <w:tcBorders>
               <w:top w:val="none" w:color="FFFFFF" w:sz="0"/>
               <w:left w:val="none" w:color="FFFFFF" w:sz="0"/>
@@ -3064,15 +3070,16 @@
           <w:insideH w:val="single" w:color="auto" w:sz="4"/>
           <w:insideV w:val="single" w:color="auto" w:sz="4"/>
         </w:tblBorders>
+        <w:tblLayout w:type="fixed"/>
       </w:tblPr>
       <w:tblGrid>
-        <w:gridCol w:w="100"/>
-        <w:gridCol w:w="100"/>
-        <w:gridCol w:w="100"/>
-        <w:gridCol w:w="100"/>
-        <w:gridCol w:w="100"/>
-        <w:gridCol w:w="100"/>
-        <w:gridCol w:w="100"/>
+        <w:gridCol w:w="1171"/>
+        <w:gridCol w:w="1171"/>
+        <w:gridCol w:w="878"/>
+        <w:gridCol w:w="3317"/>
+        <w:gridCol w:w="878"/>
+        <w:gridCol w:w="976"/>
+        <w:gridCol w:w="1366"/>
       </w:tblGrid>
       <w:tr>
         <w:trPr>
@@ -3080,7 +3087,7 @@
         </w:trPr>
         <w:tc>
           <w:tcPr>
-            <w:tcW w:type="pct" w:w="12%"/>
+            <w:tcW w:type="dxa" w:w="1171"/>
             <w:shd w:fill="E7EDF1" w:color="auto" w:val="clear"/>
             <w:tcMar>
               <w:top w:type="dxa" w:w="30"/>
@@ -3107,7 +3114,7 @@
         </w:tc>
         <w:tc>
           <w:tcPr>
-            <w:tcW w:type="pct" w:w="12%"/>
+            <w:tcW w:type="dxa" w:w="1171"/>
             <w:shd w:fill="E7EDF1" w:color="auto" w:val="clear"/>
             <w:tcMar>
               <w:top w:type="dxa" w:w="30"/>
@@ -3134,7 +3141,7 @@
         </w:tc>
         <w:tc>
           <w:tcPr>
-            <w:tcW w:type="pct" w:w="9%"/>
+            <w:tcW w:type="dxa" w:w="878"/>
             <w:shd w:fill="E7EDF1" w:color="auto" w:val="clear"/>
             <w:tcMar>
               <w:top w:type="dxa" w:w="30"/>
@@ -3161,7 +3168,7 @@
         </w:tc>
         <w:tc>
           <w:tcPr>
-            <w:tcW w:type="pct" w:w="34%"/>
+            <w:tcW w:type="dxa" w:w="3317"/>
             <w:shd w:fill="E7EDF1" w:color="auto" w:val="clear"/>
             <w:tcMar>
               <w:top w:type="dxa" w:w="30"/>
@@ -3188,7 +3195,7 @@
         </w:tc>
         <w:tc>
           <w:tcPr>
-            <w:tcW w:type="pct" w:w="9%"/>
+            <w:tcW w:type="dxa" w:w="878"/>
             <w:shd w:fill="E7EDF1" w:color="auto" w:val="clear"/>
             <w:tcMar>
               <w:top w:type="dxa" w:w="30"/>
@@ -3215,7 +3222,7 @@
         </w:tc>
         <w:tc>
           <w:tcPr>
-            <w:tcW w:type="pct" w:w="10%"/>
+            <w:tcW w:type="dxa" w:w="976"/>
             <w:shd w:fill="E7EDF1" w:color="auto" w:val="clear"/>
             <w:tcMar>
               <w:top w:type="dxa" w:w="30"/>
@@ -3242,7 +3249,7 @@
         </w:tc>
         <w:tc>
           <w:tcPr>
-            <w:tcW w:type="pct" w:w="14%"/>
+            <w:tcW w:type="dxa" w:w="1366"/>
             <w:shd w:fill="E7EDF1" w:color="auto" w:val="clear"/>
             <w:tcMar>
               <w:top w:type="dxa" w:w="30"/>
@@ -3274,7 +3281,7 @@
         </w:trPr>
         <w:tc>
           <w:tcPr>
-            <w:tcW w:type="pct" w:w="12%"/>
+            <w:tcW w:type="dxa" w:w="1171"/>
             <w:tcMar>
               <w:top w:type="dxa" w:w="30"/>
               <w:left w:type="dxa" w:w="70"/>
@@ -3298,7 +3305,7 @@
         </w:tc>
         <w:tc>
           <w:tcPr>
-            <w:tcW w:type="pct" w:w="12%"/>
+            <w:tcW w:type="dxa" w:w="1171"/>
             <w:tcMar>
               <w:top w:type="dxa" w:w="30"/>
               <w:left w:type="dxa" w:w="70"/>
@@ -3322,7 +3329,7 @@
         </w:tc>
         <w:tc>
           <w:tcPr>
-            <w:tcW w:type="pct" w:w="9%"/>
+            <w:tcW w:type="dxa" w:w="878"/>
             <w:tcMar>
               <w:top w:type="dxa" w:w="30"/>
               <w:left w:type="dxa" w:w="70"/>
@@ -3346,7 +3353,7 @@
         </w:tc>
         <w:tc>
           <w:tcPr>
-            <w:tcW w:type="pct" w:w="34%"/>
+            <w:tcW w:type="dxa" w:w="3317"/>
             <w:tcMar>
               <w:top w:type="dxa" w:w="30"/>
               <w:left w:type="dxa" w:w="70"/>
@@ -3370,7 +3377,7 @@
         </w:tc>
         <w:tc>
           <w:tcPr>
-            <w:tcW w:type="pct" w:w="9%"/>
+            <w:tcW w:type="dxa" w:w="878"/>
             <w:tcMar>
               <w:top w:type="dxa" w:w="30"/>
               <w:left w:type="dxa" w:w="70"/>
@@ -3394,7 +3401,7 @@
         </w:tc>
         <w:tc>
           <w:tcPr>
-            <w:tcW w:type="pct" w:w="10%"/>
+            <w:tcW w:type="dxa" w:w="976"/>
             <w:tcMar>
               <w:top w:type="dxa" w:w="30"/>
               <w:left w:type="dxa" w:w="70"/>
@@ -3418,7 +3425,7 @@
         </w:tc>
         <w:tc>
           <w:tcPr>
-            <w:tcW w:type="pct" w:w="14%"/>
+            <w:tcW w:type="dxa" w:w="1366"/>
             <w:tcMar>
               <w:top w:type="dxa" w:w="30"/>
               <w:left w:type="dxa" w:w="70"/>
@@ -3447,7 +3454,7 @@
         </w:trPr>
         <w:tc>
           <w:tcPr>
-            <w:tcW w:type="pct" w:w="12%"/>
+            <w:tcW w:type="dxa" w:w="1171"/>
             <w:tcMar>
               <w:top w:type="dxa" w:w="30"/>
               <w:left w:type="dxa" w:w="70"/>
@@ -3471,7 +3478,7 @@
         </w:tc>
         <w:tc>
           <w:tcPr>
-            <w:tcW w:type="pct" w:w="12%"/>
+            <w:tcW w:type="dxa" w:w="1171"/>
             <w:tcMar>
               <w:top w:type="dxa" w:w="30"/>
               <w:left w:type="dxa" w:w="70"/>
@@ -3495,7 +3502,7 @@
         </w:tc>
         <w:tc>
           <w:tcPr>
-            <w:tcW w:type="pct" w:w="9%"/>
+            <w:tcW w:type="dxa" w:w="878"/>
             <w:tcMar>
               <w:top w:type="dxa" w:w="30"/>
               <w:left w:type="dxa" w:w="70"/>
@@ -3519,7 +3526,7 @@
         </w:tc>
         <w:tc>
           <w:tcPr>
-            <w:tcW w:type="pct" w:w="34%"/>
+            <w:tcW w:type="dxa" w:w="3317"/>
             <w:tcMar>
               <w:top w:type="dxa" w:w="30"/>
               <w:left w:type="dxa" w:w="70"/>
@@ -3543,7 +3550,7 @@
         </w:tc>
         <w:tc>
           <w:tcPr>
-            <w:tcW w:type="pct" w:w="9%"/>
+            <w:tcW w:type="dxa" w:w="878"/>
             <w:tcMar>
               <w:top w:type="dxa" w:w="30"/>
               <w:left w:type="dxa" w:w="70"/>
@@ -3567,7 +3574,7 @@
         </w:tc>
         <w:tc>
           <w:tcPr>
-            <w:tcW w:type="pct" w:w="10%"/>
+            <w:tcW w:type="dxa" w:w="976"/>
             <w:tcMar>
               <w:top w:type="dxa" w:w="30"/>
               <w:left w:type="dxa" w:w="70"/>
@@ -3591,7 +3598,7 @@
         </w:tc>
         <w:tc>
           <w:tcPr>
-            <w:tcW w:type="pct" w:w="14%"/>
+            <w:tcW w:type="dxa" w:w="1366"/>
             <w:tcMar>
               <w:top w:type="dxa" w:w="30"/>
               <w:left w:type="dxa" w:w="70"/>
@@ -3620,7 +3627,7 @@
         </w:trPr>
         <w:tc>
           <w:tcPr>
-            <w:tcW w:type="pct" w:w="12%"/>
+            <w:tcW w:type="dxa" w:w="1171"/>
             <w:tcMar>
               <w:top w:type="dxa" w:w="30"/>
               <w:left w:type="dxa" w:w="70"/>
@@ -3644,7 +3651,7 @@
         </w:tc>
         <w:tc>
           <w:tcPr>
-            <w:tcW w:type="pct" w:w="12%"/>
+            <w:tcW w:type="dxa" w:w="1171"/>
             <w:tcMar>
               <w:top w:type="dxa" w:w="30"/>
               <w:left w:type="dxa" w:w="70"/>
@@ -3668,7 +3675,7 @@
         </w:tc>
         <w:tc>
           <w:tcPr>
-            <w:tcW w:type="pct" w:w="9%"/>
+            <w:tcW w:type="dxa" w:w="878"/>
             <w:tcMar>
               <w:top w:type="dxa" w:w="30"/>
               <w:left w:type="dxa" w:w="70"/>
@@ -3692,7 +3699,7 @@
         </w:tc>
         <w:tc>
           <w:tcPr>
-            <w:tcW w:type="pct" w:w="34%"/>
+            <w:tcW w:type="dxa" w:w="3317"/>
             <w:tcMar>
               <w:top w:type="dxa" w:w="30"/>
               <w:left w:type="dxa" w:w="70"/>
@@ -3716,7 +3723,7 @@
         </w:tc>
         <w:tc>
           <w:tcPr>
-            <w:tcW w:type="pct" w:w="9%"/>
+            <w:tcW w:type="dxa" w:w="878"/>
             <w:tcMar>
               <w:top w:type="dxa" w:w="30"/>
               <w:left w:type="dxa" w:w="70"/>
@@ -3740,7 +3747,7 @@
         </w:tc>
         <w:tc>
           <w:tcPr>
-            <w:tcW w:type="pct" w:w="10%"/>
+            <w:tcW w:type="dxa" w:w="976"/>
             <w:tcMar>
               <w:top w:type="dxa" w:w="30"/>
               <w:left w:type="dxa" w:w="70"/>
@@ -3764,7 +3771,7 @@
         </w:tc>
         <w:tc>
           <w:tcPr>
-            <w:tcW w:type="pct" w:w="14%"/>
+            <w:tcW w:type="dxa" w:w="1366"/>
             <w:tcMar>
               <w:top w:type="dxa" w:w="30"/>
               <w:left w:type="dxa" w:w="70"/>
@@ -3793,7 +3800,7 @@
         </w:trPr>
         <w:tc>
           <w:tcPr>
-            <w:tcW w:type="pct" w:w="12%"/>
+            <w:tcW w:type="dxa" w:w="1171"/>
             <w:tcMar>
               <w:top w:type="dxa" w:w="30"/>
               <w:left w:type="dxa" w:w="70"/>
@@ -3817,7 +3824,7 @@
         </w:tc>
         <w:tc>
           <w:tcPr>
-            <w:tcW w:type="pct" w:w="12%"/>
+            <w:tcW w:type="dxa" w:w="1171"/>
             <w:tcMar>
               <w:top w:type="dxa" w:w="30"/>
               <w:left w:type="dxa" w:w="70"/>
@@ -3841,7 +3848,7 @@
         </w:tc>
         <w:tc>
           <w:tcPr>
-            <w:tcW w:type="pct" w:w="9%"/>
+            <w:tcW w:type="dxa" w:w="878"/>
             <w:tcMar>
               <w:top w:type="dxa" w:w="30"/>
               <w:left w:type="dxa" w:w="70"/>
@@ -3865,7 +3872,7 @@
         </w:tc>
         <w:tc>
           <w:tcPr>
-            <w:tcW w:type="pct" w:w="34%"/>
+            <w:tcW w:type="dxa" w:w="3317"/>
             <w:tcMar>
               <w:top w:type="dxa" w:w="30"/>
               <w:left w:type="dxa" w:w="70"/>
@@ -3889,7 +3896,7 @@
         </w:tc>
         <w:tc>
           <w:tcPr>
-            <w:tcW w:type="pct" w:w="9%"/>
+            <w:tcW w:type="dxa" w:w="878"/>
             <w:tcMar>
               <w:top w:type="dxa" w:w="30"/>
               <w:left w:type="dxa" w:w="70"/>
@@ -3913,7 +3920,7 @@
         </w:tc>
         <w:tc>
           <w:tcPr>
-            <w:tcW w:type="pct" w:w="10%"/>
+            <w:tcW w:type="dxa" w:w="976"/>
             <w:tcMar>
               <w:top w:type="dxa" w:w="30"/>
               <w:left w:type="dxa" w:w="70"/>
@@ -3937,7 +3944,7 @@
         </w:tc>
         <w:tc>
           <w:tcPr>
-            <w:tcW w:type="pct" w:w="14%"/>
+            <w:tcW w:type="dxa" w:w="1366"/>
             <w:tcMar>
               <w:top w:type="dxa" w:w="30"/>
               <w:left w:type="dxa" w:w="70"/>
@@ -4057,13 +4064,14 @@
           <w:insideH w:val="single" w:color="auto" w:sz="4"/>
           <w:insideV w:val="single" w:color="auto" w:sz="4"/>
         </w:tblBorders>
+        <w:tblLayout w:type="fixed"/>
       </w:tblPr>
       <w:tblGrid>
-        <w:gridCol w:w="100"/>
-        <w:gridCol w:w="100"/>
-        <w:gridCol w:w="100"/>
-        <w:gridCol w:w="100"/>
-        <w:gridCol w:w="100"/>
+        <w:gridCol w:w="4488"/>
+        <w:gridCol w:w="1366"/>
+        <w:gridCol w:w="1366"/>
+        <w:gridCol w:w="1366"/>
+        <w:gridCol w:w="1171"/>
       </w:tblGrid>
       <w:tr>
         <w:trPr>
@@ -4071,7 +4079,7 @@
         </w:trPr>
         <w:tc>
           <w:tcPr>
-            <w:tcW w:type="pct" w:w="46%"/>
+            <w:tcW w:type="dxa" w:w="4488"/>
             <w:shd w:fill="E7EDF1" w:color="auto" w:val="clear"/>
             <w:tcMar>
               <w:top w:type="dxa" w:w="30"/>
@@ -4098,7 +4106,7 @@
         </w:tc>
         <w:tc>
           <w:tcPr>
-            <w:tcW w:type="pct" w:w="14%"/>
+            <w:tcW w:type="dxa" w:w="1366"/>
             <w:shd w:fill="E7EDF1" w:color="auto" w:val="clear"/>
             <w:tcMar>
               <w:top w:type="dxa" w:w="30"/>
@@ -4125,7 +4133,7 @@
         </w:tc>
         <w:tc>
           <w:tcPr>
-            <w:tcW w:type="pct" w:w="14%"/>
+            <w:tcW w:type="dxa" w:w="1366"/>
             <w:shd w:fill="E7EDF1" w:color="auto" w:val="clear"/>
             <w:tcMar>
               <w:top w:type="dxa" w:w="30"/>
@@ -4152,7 +4160,7 @@
         </w:tc>
         <w:tc>
           <w:tcPr>
-            <w:tcW w:type="pct" w:w="14%"/>
+            <w:tcW w:type="dxa" w:w="1366"/>
             <w:shd w:fill="E7EDF1" w:color="auto" w:val="clear"/>
             <w:tcMar>
               <w:top w:type="dxa" w:w="30"/>
@@ -4179,7 +4187,7 @@
         </w:tc>
         <w:tc>
           <w:tcPr>
-            <w:tcW w:type="pct" w:w="12%"/>
+            <w:tcW w:type="dxa" w:w="1171"/>
             <w:shd w:fill="E7EDF1" w:color="auto" w:val="clear"/>
             <w:tcMar>
               <w:top w:type="dxa" w:w="30"/>
@@ -4211,7 +4219,7 @@
         </w:trPr>
         <w:tc>
           <w:tcPr>
-            <w:tcW w:type="pct" w:w="46%"/>
+            <w:tcW w:type="dxa" w:w="4488"/>
             <w:tcMar>
               <w:top w:type="dxa" w:w="30"/>
               <w:left w:type="dxa" w:w="70"/>
@@ -4237,7 +4245,7 @@
         </w:tc>
         <w:tc>
           <w:tcPr>
-            <w:tcW w:type="pct" w:w="14%"/>
+            <w:tcW w:type="dxa" w:w="1366"/>
             <w:tcMar>
               <w:top w:type="dxa" w:w="30"/>
               <w:left w:type="dxa" w:w="70"/>
@@ -4263,7 +4271,7 @@
         </w:tc>
         <w:tc>
           <w:tcPr>
-            <w:tcW w:type="pct" w:w="14%"/>
+            <w:tcW w:type="dxa" w:w="1366"/>
             <w:tcMar>
               <w:top w:type="dxa" w:w="30"/>
               <w:left w:type="dxa" w:w="70"/>
@@ -4289,7 +4297,7 @@
         </w:tc>
         <w:tc>
           <w:tcPr>
-            <w:tcW w:type="pct" w:w="14%"/>
+            <w:tcW w:type="dxa" w:w="1366"/>
             <w:tcMar>
               <w:top w:type="dxa" w:w="30"/>
               <w:left w:type="dxa" w:w="70"/>
@@ -4315,7 +4323,7 @@
         </w:tc>
         <w:tc>
           <w:tcPr>
-            <w:tcW w:type="pct" w:w="12%"/>
+            <w:tcW w:type="dxa" w:w="1171"/>
             <w:tcMar>
               <w:top w:type="dxa" w:w="30"/>
               <w:left w:type="dxa" w:w="70"/>
@@ -4346,7 +4354,7 @@
         </w:trPr>
         <w:tc>
           <w:tcPr>
-            <w:tcW w:type="pct" w:w="46%"/>
+            <w:tcW w:type="dxa" w:w="4488"/>
             <w:tcMar>
               <w:top w:type="dxa" w:w="30"/>
               <w:left w:type="dxa" w:w="70"/>
@@ -4372,7 +4380,7 @@
         </w:tc>
         <w:tc>
           <w:tcPr>
-            <w:tcW w:type="pct" w:w="14%"/>
+            <w:tcW w:type="dxa" w:w="1366"/>
             <w:tcMar>
               <w:top w:type="dxa" w:w="30"/>
               <w:left w:type="dxa" w:w="70"/>
@@ -4398,7 +4406,7 @@
         </w:tc>
         <w:tc>
           <w:tcPr>
-            <w:tcW w:type="pct" w:w="14%"/>
+            <w:tcW w:type="dxa" w:w="1366"/>
             <w:tcMar>
               <w:top w:type="dxa" w:w="30"/>
               <w:left w:type="dxa" w:w="70"/>
@@ -4424,7 +4432,7 @@
         </w:tc>
         <w:tc>
           <w:tcPr>
-            <w:tcW w:type="pct" w:w="14%"/>
+            <w:tcW w:type="dxa" w:w="1366"/>
             <w:tcMar>
               <w:top w:type="dxa" w:w="30"/>
               <w:left w:type="dxa" w:w="70"/>
@@ -4450,7 +4458,7 @@
         </w:tc>
         <w:tc>
           <w:tcPr>
-            <w:tcW w:type="pct" w:w="12%"/>
+            <w:tcW w:type="dxa" w:w="1171"/>
             <w:tcMar>
               <w:top w:type="dxa" w:w="30"/>
               <w:left w:type="dxa" w:w="70"/>
@@ -4481,7 +4489,7 @@
         </w:trPr>
         <w:tc>
           <w:tcPr>
-            <w:tcW w:type="pct" w:w="46%"/>
+            <w:tcW w:type="dxa" w:w="4488"/>
             <w:tcMar>
               <w:top w:type="dxa" w:w="30"/>
               <w:left w:type="dxa" w:w="70"/>
@@ -4507,7 +4515,7 @@
         </w:tc>
         <w:tc>
           <w:tcPr>
-            <w:tcW w:type="pct" w:w="14%"/>
+            <w:tcW w:type="dxa" w:w="1366"/>
             <w:tcMar>
               <w:top w:type="dxa" w:w="30"/>
               <w:left w:type="dxa" w:w="70"/>
@@ -4533,7 +4541,7 @@
         </w:tc>
         <w:tc>
           <w:tcPr>
-            <w:tcW w:type="pct" w:w="14%"/>
+            <w:tcW w:type="dxa" w:w="1366"/>
             <w:tcMar>
               <w:top w:type="dxa" w:w="30"/>
               <w:left w:type="dxa" w:w="70"/>
@@ -4559,7 +4567,7 @@
         </w:tc>
         <w:tc>
           <w:tcPr>
-            <w:tcW w:type="pct" w:w="14%"/>
+            <w:tcW w:type="dxa" w:w="1366"/>
             <w:tcMar>
               <w:top w:type="dxa" w:w="30"/>
               <w:left w:type="dxa" w:w="70"/>
@@ -4585,7 +4593,7 @@
         </w:tc>
         <w:tc>
           <w:tcPr>
-            <w:tcW w:type="pct" w:w="12%"/>
+            <w:tcW w:type="dxa" w:w="1171"/>
             <w:tcMar>
               <w:top w:type="dxa" w:w="30"/>
               <w:left w:type="dxa" w:w="70"/>
@@ -4616,7 +4624,7 @@
         </w:trPr>
         <w:tc>
           <w:tcPr>
-            <w:tcW w:type="pct" w:w="46%"/>
+            <w:tcW w:type="dxa" w:w="4488"/>
             <w:tcMar>
               <w:top w:type="dxa" w:w="30"/>
               <w:left w:type="dxa" w:w="70"/>
@@ -4642,7 +4650,7 @@
         </w:tc>
         <w:tc>
           <w:tcPr>
-            <w:tcW w:type="pct" w:w="14%"/>
+            <w:tcW w:type="dxa" w:w="1366"/>
             <w:tcMar>
               <w:top w:type="dxa" w:w="30"/>
               <w:left w:type="dxa" w:w="70"/>
@@ -4668,7 +4676,7 @@
         </w:tc>
         <w:tc>
           <w:tcPr>
-            <w:tcW w:type="pct" w:w="14%"/>
+            <w:tcW w:type="dxa" w:w="1366"/>
             <w:tcMar>
               <w:top w:type="dxa" w:w="30"/>
               <w:left w:type="dxa" w:w="70"/>
@@ -4694,7 +4702,7 @@
         </w:tc>
         <w:tc>
           <w:tcPr>
-            <w:tcW w:type="pct" w:w="14%"/>
+            <w:tcW w:type="dxa" w:w="1366"/>
             <w:tcMar>
               <w:top w:type="dxa" w:w="30"/>
               <w:left w:type="dxa" w:w="70"/>
@@ -4720,7 +4728,7 @@
         </w:tc>
         <w:tc>
           <w:tcPr>
-            <w:tcW w:type="pct" w:w="12%"/>
+            <w:tcW w:type="dxa" w:w="1171"/>
             <w:tcMar>
               <w:top w:type="dxa" w:w="30"/>
               <w:left w:type="dxa" w:w="70"/>
@@ -4751,7 +4759,7 @@
         </w:trPr>
         <w:tc>
           <w:tcPr>
-            <w:tcW w:type="pct" w:w="46%"/>
+            <w:tcW w:type="dxa" w:w="4488"/>
             <w:tcMar>
               <w:top w:type="dxa" w:w="30"/>
               <w:left w:type="dxa" w:w="70"/>
@@ -4777,7 +4785,7 @@
         </w:tc>
         <w:tc>
           <w:tcPr>
-            <w:tcW w:type="pct" w:w="14%"/>
+            <w:tcW w:type="dxa" w:w="1366"/>
             <w:tcMar>
               <w:top w:type="dxa" w:w="30"/>
               <w:left w:type="dxa" w:w="70"/>
@@ -4803,7 +4811,7 @@
         </w:tc>
         <w:tc>
           <w:tcPr>
-            <w:tcW w:type="pct" w:w="14%"/>
+            <w:tcW w:type="dxa" w:w="1366"/>
             <w:tcMar>
               <w:top w:type="dxa" w:w="30"/>
               <w:left w:type="dxa" w:w="70"/>
@@ -4829,7 +4837,7 @@
         </w:tc>
         <w:tc>
           <w:tcPr>
-            <w:tcW w:type="pct" w:w="14%"/>
+            <w:tcW w:type="dxa" w:w="1366"/>
             <w:tcMar>
               <w:top w:type="dxa" w:w="30"/>
               <w:left w:type="dxa" w:w="70"/>
@@ -4855,7 +4863,7 @@
         </w:tc>
         <w:tc>
           <w:tcPr>
-            <w:tcW w:type="pct" w:w="12%"/>
+            <w:tcW w:type="dxa" w:w="1171"/>
             <w:tcMar>
               <w:top w:type="dxa" w:w="30"/>
               <w:left w:type="dxa" w:w="70"/>
@@ -4886,7 +4894,7 @@
         </w:trPr>
         <w:tc>
           <w:tcPr>
-            <w:tcW w:type="pct" w:w="46%"/>
+            <w:tcW w:type="dxa" w:w="4488"/>
             <w:shd w:fill="F2F5F7" w:color="auto" w:val="clear"/>
             <w:tcMar>
               <w:top w:type="dxa" w:w="30"/>
@@ -4913,7 +4921,7 @@
         </w:tc>
         <w:tc>
           <w:tcPr>
-            <w:tcW w:type="pct" w:w="14%"/>
+            <w:tcW w:type="dxa" w:w="1366"/>
             <w:shd w:fill="F2F5F7" w:color="auto" w:val="clear"/>
             <w:tcMar>
               <w:top w:type="dxa" w:w="30"/>
@@ -4940,7 +4948,7 @@
         </w:tc>
         <w:tc>
           <w:tcPr>
-            <w:tcW w:type="pct" w:w="14%"/>
+            <w:tcW w:type="dxa" w:w="1366"/>
             <w:shd w:fill="F2F5F7" w:color="auto" w:val="clear"/>
             <w:tcMar>
               <w:top w:type="dxa" w:w="30"/>
@@ -4967,7 +4975,7 @@
         </w:tc>
         <w:tc>
           <w:tcPr>
-            <w:tcW w:type="pct" w:w="14%"/>
+            <w:tcW w:type="dxa" w:w="1366"/>
             <w:shd w:fill="F2F5F7" w:color="auto" w:val="clear"/>
             <w:tcMar>
               <w:top w:type="dxa" w:w="30"/>
@@ -4994,7 +5002,7 @@
         </w:tc>
         <w:tc>
           <w:tcPr>
-            <w:tcW w:type="pct" w:w="12%"/>
+            <w:tcW w:type="dxa" w:w="1171"/>
             <w:shd w:fill="F2F5F7" w:color="auto" w:val="clear"/>
             <w:tcMar>
               <w:top w:type="dxa" w:w="30"/>
@@ -5165,17 +5173,18 @@
           <w:insideH w:val="none" w:color="FFFFFF" w:sz="0"/>
           <w:insideV w:val="none" w:color="FFFFFF" w:sz="0"/>
         </w:tblBorders>
+        <w:tblLayout w:type="fixed"/>
       </w:tblPr>
       <w:tblGrid>
-        <w:gridCol w:w="100"/>
-        <w:gridCol w:w="100"/>
-        <w:gridCol w:w="100"/>
-        <w:gridCol w:w="100"/>
+        <w:gridCol w:w="1268"/>
+        <w:gridCol w:w="3610"/>
+        <w:gridCol w:w="1463"/>
+        <w:gridCol w:w="3415"/>
       </w:tblGrid>
       <w:tr>
         <w:tc>
           <w:tcPr>
-            <w:tcW w:type="pct" w:w="13%"/>
+            <w:tcW w:type="dxa" w:w="1268"/>
             <w:tcBorders>
               <w:top w:val="none" w:color="FFFFFF" w:sz="0"/>
               <w:left w:val="none" w:color="FFFFFF" w:sz="0"/>
@@ -5208,7 +5217,7 @@
         </w:tc>
         <w:tc>
           <w:tcPr>
-            <w:tcW w:type="pct" w:w="37%"/>
+            <w:tcW w:type="dxa" w:w="3610"/>
             <w:tcBorders>
               <w:top w:val="none" w:color="FFFFFF" w:sz="0"/>
               <w:left w:val="none" w:color="FFFFFF" w:sz="0"/>
@@ -5238,7 +5247,7 @@
         </w:tc>
         <w:tc>
           <w:tcPr>
-            <w:tcW w:type="pct" w:w="15%"/>
+            <w:tcW w:type="dxa" w:w="1463"/>
             <w:tcBorders>
               <w:top w:val="none" w:color="FFFFFF" w:sz="0"/>
               <w:left w:val="none" w:color="FFFFFF" w:sz="0"/>
@@ -5271,7 +5280,7 @@
         </w:tc>
         <w:tc>
           <w:tcPr>
-            <w:tcW w:type="pct" w:w="35%"/>
+            <w:tcW w:type="dxa" w:w="3415"/>
             <w:tcBorders>
               <w:top w:val="none" w:color="FFFFFF" w:sz="0"/>
               <w:left w:val="none" w:color="FFFFFF" w:sz="0"/>
@@ -5303,7 +5312,7 @@
       <w:tr>
         <w:tc>
           <w:tcPr>
-            <w:tcW w:type="pct" w:w="13%"/>
+            <w:tcW w:type="dxa" w:w="1268"/>
             <w:tcBorders>
               <w:top w:val="none" w:color="FFFFFF" w:sz="0"/>
               <w:left w:val="none" w:color="FFFFFF" w:sz="0"/>
@@ -5336,7 +5345,7 @@
         </w:tc>
         <w:tc>
           <w:tcPr>
-            <w:tcW w:type="pct" w:w="37%"/>
+            <w:tcW w:type="dxa" w:w="3610"/>
             <w:tcBorders>
               <w:top w:val="none" w:color="FFFFFF" w:sz="0"/>
               <w:left w:val="none" w:color="FFFFFF" w:sz="0"/>
@@ -5366,7 +5375,7 @@
         </w:tc>
         <w:tc>
           <w:tcPr>
-            <w:tcW w:type="pct" w:w="15%"/>
+            <w:tcW w:type="dxa" w:w="1463"/>
             <w:tcBorders>
               <w:top w:val="none" w:color="FFFFFF" w:sz="0"/>
               <w:left w:val="none" w:color="FFFFFF" w:sz="0"/>
@@ -5399,7 +5408,7 @@
         </w:tc>
         <w:tc>
           <w:tcPr>
-            <w:tcW w:type="pct" w:w="35%"/>
+            <w:tcW w:type="dxa" w:w="3415"/>
             <w:tcBorders>
               <w:top w:val="none" w:color="FFFFFF" w:sz="0"/>
               <w:left w:val="none" w:color="FFFFFF" w:sz="0"/>
@@ -5445,15 +5454,16 @@
           <w:insideH w:val="single" w:color="auto" w:sz="4"/>
           <w:insideV w:val="single" w:color="auto" w:sz="4"/>
         </w:tblBorders>
+        <w:tblLayout w:type="fixed"/>
       </w:tblPr>
       <w:tblGrid>
-        <w:gridCol w:w="100"/>
-        <w:gridCol w:w="100"/>
-        <w:gridCol w:w="100"/>
-        <w:gridCol w:w="100"/>
-        <w:gridCol w:w="100"/>
-        <w:gridCol w:w="100"/>
-        <w:gridCol w:w="100"/>
+        <w:gridCol w:w="1171"/>
+        <w:gridCol w:w="1171"/>
+        <w:gridCol w:w="878"/>
+        <w:gridCol w:w="3317"/>
+        <w:gridCol w:w="878"/>
+        <w:gridCol w:w="976"/>
+        <w:gridCol w:w="1366"/>
       </w:tblGrid>
       <w:tr>
         <w:trPr>
@@ -5461,7 +5471,7 @@
         </w:trPr>
         <w:tc>
           <w:tcPr>
-            <w:tcW w:type="pct" w:w="12%"/>
+            <w:tcW w:type="dxa" w:w="1171"/>
             <w:shd w:fill="E7EDF1" w:color="auto" w:val="clear"/>
             <w:tcMar>
               <w:top w:type="dxa" w:w="30"/>
@@ -5488,7 +5498,7 @@
         </w:tc>
         <w:tc>
           <w:tcPr>
-            <w:tcW w:type="pct" w:w="12%"/>
+            <w:tcW w:type="dxa" w:w="1171"/>
             <w:shd w:fill="E7EDF1" w:color="auto" w:val="clear"/>
             <w:tcMar>
               <w:top w:type="dxa" w:w="30"/>
@@ -5515,7 +5525,7 @@
         </w:tc>
         <w:tc>
           <w:tcPr>
-            <w:tcW w:type="pct" w:w="9%"/>
+            <w:tcW w:type="dxa" w:w="878"/>
             <w:shd w:fill="E7EDF1" w:color="auto" w:val="clear"/>
             <w:tcMar>
               <w:top w:type="dxa" w:w="30"/>
@@ -5542,7 +5552,7 @@
         </w:tc>
         <w:tc>
           <w:tcPr>
-            <w:tcW w:type="pct" w:w="34%"/>
+            <w:tcW w:type="dxa" w:w="3317"/>
             <w:shd w:fill="E7EDF1" w:color="auto" w:val="clear"/>
             <w:tcMar>
               <w:top w:type="dxa" w:w="30"/>
@@ -5569,7 +5579,7 @@
         </w:tc>
         <w:tc>
           <w:tcPr>
-            <w:tcW w:type="pct" w:w="9%"/>
+            <w:tcW w:type="dxa" w:w="878"/>
             <w:shd w:fill="E7EDF1" w:color="auto" w:val="clear"/>
             <w:tcMar>
               <w:top w:type="dxa" w:w="30"/>
@@ -5596,7 +5606,7 @@
         </w:tc>
         <w:tc>
           <w:tcPr>
-            <w:tcW w:type="pct" w:w="10%"/>
+            <w:tcW w:type="dxa" w:w="976"/>
             <w:shd w:fill="E7EDF1" w:color="auto" w:val="clear"/>
             <w:tcMar>
               <w:top w:type="dxa" w:w="30"/>
@@ -5623,7 +5633,7 @@
         </w:tc>
         <w:tc>
           <w:tcPr>
-            <w:tcW w:type="pct" w:w="14%"/>
+            <w:tcW w:type="dxa" w:w="1366"/>
             <w:shd w:fill="E7EDF1" w:color="auto" w:val="clear"/>
             <w:tcMar>
               <w:top w:type="dxa" w:w="30"/>
@@ -5655,7 +5665,7 @@
         </w:trPr>
         <w:tc>
           <w:tcPr>
-            <w:tcW w:type="pct" w:w="12%"/>
+            <w:tcW w:type="dxa" w:w="1171"/>
             <w:tcMar>
               <w:top w:type="dxa" w:w="30"/>
               <w:left w:type="dxa" w:w="70"/>
@@ -5679,7 +5689,7 @@
         </w:tc>
         <w:tc>
           <w:tcPr>
-            <w:tcW w:type="pct" w:w="12%"/>
+            <w:tcW w:type="dxa" w:w="1171"/>
             <w:tcMar>
               <w:top w:type="dxa" w:w="30"/>
               <w:left w:type="dxa" w:w="70"/>
@@ -5703,7 +5713,7 @@
         </w:tc>
         <w:tc>
           <w:tcPr>
-            <w:tcW w:type="pct" w:w="9%"/>
+            <w:tcW w:type="dxa" w:w="878"/>
             <w:tcMar>
               <w:top w:type="dxa" w:w="30"/>
               <w:left w:type="dxa" w:w="70"/>
@@ -5727,7 +5737,7 @@
         </w:tc>
         <w:tc>
           <w:tcPr>
-            <w:tcW w:type="pct" w:w="34%"/>
+            <w:tcW w:type="dxa" w:w="3317"/>
             <w:tcMar>
               <w:top w:type="dxa" w:w="30"/>
               <w:left w:type="dxa" w:w="70"/>
@@ -5751,7 +5761,7 @@
         </w:tc>
         <w:tc>
           <w:tcPr>
-            <w:tcW w:type="pct" w:w="9%"/>
+            <w:tcW w:type="dxa" w:w="878"/>
             <w:tcMar>
               <w:top w:type="dxa" w:w="30"/>
               <w:left w:type="dxa" w:w="70"/>
@@ -5775,7 +5785,7 @@
         </w:tc>
         <w:tc>
           <w:tcPr>
-            <w:tcW w:type="pct" w:w="10%"/>
+            <w:tcW w:type="dxa" w:w="976"/>
             <w:tcMar>
               <w:top w:type="dxa" w:w="30"/>
               <w:left w:type="dxa" w:w="70"/>
@@ -5799,7 +5809,7 @@
         </w:tc>
         <w:tc>
           <w:tcPr>
-            <w:tcW w:type="pct" w:w="14%"/>
+            <w:tcW w:type="dxa" w:w="1366"/>
             <w:tcMar>
               <w:top w:type="dxa" w:w="30"/>
               <w:left w:type="dxa" w:w="70"/>
@@ -5828,7 +5838,7 @@
         </w:trPr>
         <w:tc>
           <w:tcPr>
-            <w:tcW w:type="pct" w:w="12%"/>
+            <w:tcW w:type="dxa" w:w="1171"/>
             <w:tcMar>
               <w:top w:type="dxa" w:w="30"/>
               <w:left w:type="dxa" w:w="70"/>
@@ -5852,7 +5862,7 @@
         </w:tc>
         <w:tc>
           <w:tcPr>
-            <w:tcW w:type="pct" w:w="12%"/>
+            <w:tcW w:type="dxa" w:w="1171"/>
             <w:tcMar>
               <w:top w:type="dxa" w:w="30"/>
               <w:left w:type="dxa" w:w="70"/>
@@ -5876,7 +5886,7 @@
         </w:tc>
         <w:tc>
           <w:tcPr>
-            <w:tcW w:type="pct" w:w="9%"/>
+            <w:tcW w:type="dxa" w:w="878"/>
             <w:tcMar>
               <w:top w:type="dxa" w:w="30"/>
               <w:left w:type="dxa" w:w="70"/>
@@ -5900,7 +5910,7 @@
         </w:tc>
         <w:tc>
           <w:tcPr>
-            <w:tcW w:type="pct" w:w="34%"/>
+            <w:tcW w:type="dxa" w:w="3317"/>
             <w:tcMar>
               <w:top w:type="dxa" w:w="30"/>
               <w:left w:type="dxa" w:w="70"/>
@@ -5924,7 +5934,7 @@
         </w:tc>
         <w:tc>
           <w:tcPr>
-            <w:tcW w:type="pct" w:w="9%"/>
+            <w:tcW w:type="dxa" w:w="878"/>
             <w:tcMar>
               <w:top w:type="dxa" w:w="30"/>
               <w:left w:type="dxa" w:w="70"/>
@@ -5948,7 +5958,7 @@
         </w:tc>
         <w:tc>
           <w:tcPr>
-            <w:tcW w:type="pct" w:w="10%"/>
+            <w:tcW w:type="dxa" w:w="976"/>
             <w:tcMar>
               <w:top w:type="dxa" w:w="30"/>
               <w:left w:type="dxa" w:w="70"/>
@@ -5972,7 +5982,7 @@
         </w:tc>
         <w:tc>
           <w:tcPr>
-            <w:tcW w:type="pct" w:w="14%"/>
+            <w:tcW w:type="dxa" w:w="1366"/>
             <w:tcMar>
               <w:top w:type="dxa" w:w="30"/>
               <w:left w:type="dxa" w:w="70"/>
@@ -6001,7 +6011,7 @@
         </w:trPr>
         <w:tc>
           <w:tcPr>
-            <w:tcW w:type="pct" w:w="12%"/>
+            <w:tcW w:type="dxa" w:w="1171"/>
             <w:tcMar>
               <w:top w:type="dxa" w:w="30"/>
               <w:left w:type="dxa" w:w="70"/>
@@ -6025,7 +6035,7 @@
         </w:tc>
         <w:tc>
           <w:tcPr>
-            <w:tcW w:type="pct" w:w="12%"/>
+            <w:tcW w:type="dxa" w:w="1171"/>
             <w:tcMar>
               <w:top w:type="dxa" w:w="30"/>
               <w:left w:type="dxa" w:w="70"/>
@@ -6049,7 +6059,7 @@
         </w:tc>
         <w:tc>
           <w:tcPr>
-            <w:tcW w:type="pct" w:w="9%"/>
+            <w:tcW w:type="dxa" w:w="878"/>
             <w:tcMar>
               <w:top w:type="dxa" w:w="30"/>
               <w:left w:type="dxa" w:w="70"/>
@@ -6073,7 +6083,7 @@
         </w:tc>
         <w:tc>
           <w:tcPr>
-            <w:tcW w:type="pct" w:w="34%"/>
+            <w:tcW w:type="dxa" w:w="3317"/>
             <w:tcMar>
               <w:top w:type="dxa" w:w="30"/>
               <w:left w:type="dxa" w:w="70"/>
@@ -6097,7 +6107,7 @@
         </w:tc>
         <w:tc>
           <w:tcPr>
-            <w:tcW w:type="pct" w:w="9%"/>
+            <w:tcW w:type="dxa" w:w="878"/>
             <w:tcMar>
               <w:top w:type="dxa" w:w="30"/>
               <w:left w:type="dxa" w:w="70"/>
@@ -6121,7 +6131,7 @@
         </w:tc>
         <w:tc>
           <w:tcPr>
-            <w:tcW w:type="pct" w:w="10%"/>
+            <w:tcW w:type="dxa" w:w="976"/>
             <w:tcMar>
               <w:top w:type="dxa" w:w="30"/>
               <w:left w:type="dxa" w:w="70"/>
@@ -6145,7 +6155,7 @@
         </w:tc>
         <w:tc>
           <w:tcPr>
-            <w:tcW w:type="pct" w:w="14%"/>
+            <w:tcW w:type="dxa" w:w="1366"/>
             <w:tcMar>
               <w:top w:type="dxa" w:w="30"/>
               <w:left w:type="dxa" w:w="70"/>
@@ -6174,7 +6184,7 @@
         </w:trPr>
         <w:tc>
           <w:tcPr>
-            <w:tcW w:type="pct" w:w="12%"/>
+            <w:tcW w:type="dxa" w:w="1171"/>
             <w:tcMar>
               <w:top w:type="dxa" w:w="30"/>
               <w:left w:type="dxa" w:w="70"/>
@@ -6198,7 +6208,7 @@
         </w:tc>
         <w:tc>
           <w:tcPr>
-            <w:tcW w:type="pct" w:w="12%"/>
+            <w:tcW w:type="dxa" w:w="1171"/>
             <w:tcMar>
               <w:top w:type="dxa" w:w="30"/>
               <w:left w:type="dxa" w:w="70"/>
@@ -6222,7 +6232,7 @@
         </w:tc>
         <w:tc>
           <w:tcPr>
-            <w:tcW w:type="pct" w:w="9%"/>
+            <w:tcW w:type="dxa" w:w="878"/>
             <w:tcMar>
               <w:top w:type="dxa" w:w="30"/>
               <w:left w:type="dxa" w:w="70"/>
@@ -6246,7 +6256,7 @@
         </w:tc>
         <w:tc>
           <w:tcPr>
-            <w:tcW w:type="pct" w:w="34%"/>
+            <w:tcW w:type="dxa" w:w="3317"/>
             <w:tcMar>
               <w:top w:type="dxa" w:w="30"/>
               <w:left w:type="dxa" w:w="70"/>
@@ -6270,7 +6280,7 @@
         </w:tc>
         <w:tc>
           <w:tcPr>
-            <w:tcW w:type="pct" w:w="9%"/>
+            <w:tcW w:type="dxa" w:w="878"/>
             <w:tcMar>
               <w:top w:type="dxa" w:w="30"/>
               <w:left w:type="dxa" w:w="70"/>
@@ -6294,7 +6304,7 @@
         </w:tc>
         <w:tc>
           <w:tcPr>
-            <w:tcW w:type="pct" w:w="10%"/>
+            <w:tcW w:type="dxa" w:w="976"/>
             <w:tcMar>
               <w:top w:type="dxa" w:w="30"/>
               <w:left w:type="dxa" w:w="70"/>
@@ -6318,7 +6328,7 @@
         </w:tc>
         <w:tc>
           <w:tcPr>
-            <w:tcW w:type="pct" w:w="14%"/>
+            <w:tcW w:type="dxa" w:w="1366"/>
             <w:tcMar>
               <w:top w:type="dxa" w:w="30"/>
               <w:left w:type="dxa" w:w="70"/>
@@ -6438,13 +6448,14 @@
           <w:insideH w:val="single" w:color="auto" w:sz="4"/>
           <w:insideV w:val="single" w:color="auto" w:sz="4"/>
         </w:tblBorders>
+        <w:tblLayout w:type="fixed"/>
       </w:tblPr>
       <w:tblGrid>
-        <w:gridCol w:w="100"/>
-        <w:gridCol w:w="100"/>
-        <w:gridCol w:w="100"/>
-        <w:gridCol w:w="100"/>
-        <w:gridCol w:w="100"/>
+        <w:gridCol w:w="4488"/>
+        <w:gridCol w:w="1366"/>
+        <w:gridCol w:w="1366"/>
+        <w:gridCol w:w="1366"/>
+        <w:gridCol w:w="1171"/>
       </w:tblGrid>
       <w:tr>
         <w:trPr>
@@ -6452,7 +6463,7 @@
         </w:trPr>
         <w:tc>
           <w:tcPr>
-            <w:tcW w:type="pct" w:w="46%"/>
+            <w:tcW w:type="dxa" w:w="4488"/>
             <w:shd w:fill="E7EDF1" w:color="auto" w:val="clear"/>
             <w:tcMar>
               <w:top w:type="dxa" w:w="30"/>
@@ -6479,7 +6490,7 @@
         </w:tc>
         <w:tc>
           <w:tcPr>
-            <w:tcW w:type="pct" w:w="14%"/>
+            <w:tcW w:type="dxa" w:w="1366"/>
             <w:shd w:fill="E7EDF1" w:color="auto" w:val="clear"/>
             <w:tcMar>
               <w:top w:type="dxa" w:w="30"/>
@@ -6506,7 +6517,7 @@
         </w:tc>
         <w:tc>
           <w:tcPr>
-            <w:tcW w:type="pct" w:w="14%"/>
+            <w:tcW w:type="dxa" w:w="1366"/>
             <w:shd w:fill="E7EDF1" w:color="auto" w:val="clear"/>
             <w:tcMar>
               <w:top w:type="dxa" w:w="30"/>
@@ -6533,7 +6544,7 @@
         </w:tc>
         <w:tc>
           <w:tcPr>
-            <w:tcW w:type="pct" w:w="14%"/>
+            <w:tcW w:type="dxa" w:w="1366"/>
             <w:shd w:fill="E7EDF1" w:color="auto" w:val="clear"/>
             <w:tcMar>
               <w:top w:type="dxa" w:w="30"/>
@@ -6560,7 +6571,7 @@
         </w:tc>
         <w:tc>
           <w:tcPr>
-            <w:tcW w:type="pct" w:w="12%"/>
+            <w:tcW w:type="dxa" w:w="1171"/>
             <w:shd w:fill="E7EDF1" w:color="auto" w:val="clear"/>
             <w:tcMar>
               <w:top w:type="dxa" w:w="30"/>
@@ -6592,7 +6603,7 @@
         </w:trPr>
         <w:tc>
           <w:tcPr>
-            <w:tcW w:type="pct" w:w="46%"/>
+            <w:tcW w:type="dxa" w:w="4488"/>
             <w:tcMar>
               <w:top w:type="dxa" w:w="30"/>
               <w:left w:type="dxa" w:w="70"/>
@@ -6618,7 +6629,7 @@
         </w:tc>
         <w:tc>
           <w:tcPr>
-            <w:tcW w:type="pct" w:w="14%"/>
+            <w:tcW w:type="dxa" w:w="1366"/>
             <w:tcMar>
               <w:top w:type="dxa" w:w="30"/>
               <w:left w:type="dxa" w:w="70"/>
@@ -6644,7 +6655,7 @@
         </w:tc>
         <w:tc>
           <w:tcPr>
-            <w:tcW w:type="pct" w:w="14%"/>
+            <w:tcW w:type="dxa" w:w="1366"/>
             <w:tcMar>
               <w:top w:type="dxa" w:w="30"/>
               <w:left w:type="dxa" w:w="70"/>
@@ -6670,7 +6681,7 @@
         </w:tc>
         <w:tc>
           <w:tcPr>
-            <w:tcW w:type="pct" w:w="14%"/>
+            <w:tcW w:type="dxa" w:w="1366"/>
             <w:tcMar>
               <w:top w:type="dxa" w:w="30"/>
               <w:left w:type="dxa" w:w="70"/>
@@ -6696,7 +6707,7 @@
         </w:tc>
         <w:tc>
           <w:tcPr>
-            <w:tcW w:type="pct" w:w="12%"/>
+            <w:tcW w:type="dxa" w:w="1171"/>
             <w:tcMar>
               <w:top w:type="dxa" w:w="30"/>
               <w:left w:type="dxa" w:w="70"/>
@@ -6727,7 +6738,7 @@
         </w:trPr>
         <w:tc>
           <w:tcPr>
-            <w:tcW w:type="pct" w:w="46%"/>
+            <w:tcW w:type="dxa" w:w="4488"/>
             <w:tcMar>
               <w:top w:type="dxa" w:w="30"/>
               <w:left w:type="dxa" w:w="70"/>
@@ -6753,7 +6764,7 @@
         </w:tc>
         <w:tc>
           <w:tcPr>
-            <w:tcW w:type="pct" w:w="14%"/>
+            <w:tcW w:type="dxa" w:w="1366"/>
             <w:tcMar>
               <w:top w:type="dxa" w:w="30"/>
               <w:left w:type="dxa" w:w="70"/>
@@ -6779,7 +6790,7 @@
         </w:tc>
         <w:tc>
           <w:tcPr>
-            <w:tcW w:type="pct" w:w="14%"/>
+            <w:tcW w:type="dxa" w:w="1366"/>
             <w:tcMar>
               <w:top w:type="dxa" w:w="30"/>
               <w:left w:type="dxa" w:w="70"/>
@@ -6805,7 +6816,7 @@
         </w:tc>
         <w:tc>
           <w:tcPr>
-            <w:tcW w:type="pct" w:w="14%"/>
+            <w:tcW w:type="dxa" w:w="1366"/>
             <w:tcMar>
               <w:top w:type="dxa" w:w="30"/>
               <w:left w:type="dxa" w:w="70"/>
@@ -6831,7 +6842,7 @@
         </w:tc>
         <w:tc>
           <w:tcPr>
-            <w:tcW w:type="pct" w:w="12%"/>
+            <w:tcW w:type="dxa" w:w="1171"/>
             <w:tcMar>
               <w:top w:type="dxa" w:w="30"/>
               <w:left w:type="dxa" w:w="70"/>
@@ -6862,7 +6873,7 @@
         </w:trPr>
         <w:tc>
           <w:tcPr>
-            <w:tcW w:type="pct" w:w="46%"/>
+            <w:tcW w:type="dxa" w:w="4488"/>
             <w:tcMar>
               <w:top w:type="dxa" w:w="30"/>
               <w:left w:type="dxa" w:w="70"/>
@@ -6888,7 +6899,7 @@
         </w:tc>
         <w:tc>
           <w:tcPr>
-            <w:tcW w:type="pct" w:w="14%"/>
+            <w:tcW w:type="dxa" w:w="1366"/>
             <w:tcMar>
               <w:top w:type="dxa" w:w="30"/>
               <w:left w:type="dxa" w:w="70"/>
@@ -6914,7 +6925,7 @@
         </w:tc>
         <w:tc>
           <w:tcPr>
-            <w:tcW w:type="pct" w:w="14%"/>
+            <w:tcW w:type="dxa" w:w="1366"/>
             <w:tcMar>
               <w:top w:type="dxa" w:w="30"/>
               <w:left w:type="dxa" w:w="70"/>
@@ -6940,7 +6951,7 @@
         </w:tc>
         <w:tc>
           <w:tcPr>
-            <w:tcW w:type="pct" w:w="14%"/>
+            <w:tcW w:type="dxa" w:w="1366"/>
             <w:tcMar>
               <w:top w:type="dxa" w:w="30"/>
               <w:left w:type="dxa" w:w="70"/>
@@ -6966,7 +6977,7 @@
         </w:tc>
         <w:tc>
           <w:tcPr>
-            <w:tcW w:type="pct" w:w="12%"/>
+            <w:tcW w:type="dxa" w:w="1171"/>
             <w:tcMar>
               <w:top w:type="dxa" w:w="30"/>
               <w:left w:type="dxa" w:w="70"/>
@@ -6997,7 +7008,7 @@
         </w:trPr>
         <w:tc>
           <w:tcPr>
-            <w:tcW w:type="pct" w:w="46%"/>
+            <w:tcW w:type="dxa" w:w="4488"/>
             <w:tcMar>
               <w:top w:type="dxa" w:w="30"/>
               <w:left w:type="dxa" w:w="70"/>
@@ -7023,7 +7034,7 @@
         </w:tc>
         <w:tc>
           <w:tcPr>
-            <w:tcW w:type="pct" w:w="14%"/>
+            <w:tcW w:type="dxa" w:w="1366"/>
             <w:tcMar>
               <w:top w:type="dxa" w:w="30"/>
               <w:left w:type="dxa" w:w="70"/>
@@ -7049,7 +7060,7 @@
         </w:tc>
         <w:tc>
           <w:tcPr>
-            <w:tcW w:type="pct" w:w="14%"/>
+            <w:tcW w:type="dxa" w:w="1366"/>
             <w:tcMar>
               <w:top w:type="dxa" w:w="30"/>
               <w:left w:type="dxa" w:w="70"/>
@@ -7075,7 +7086,7 @@
         </w:tc>
         <w:tc>
           <w:tcPr>
-            <w:tcW w:type="pct" w:w="14%"/>
+            <w:tcW w:type="dxa" w:w="1366"/>
             <w:tcMar>
               <w:top w:type="dxa" w:w="30"/>
               <w:left w:type="dxa" w:w="70"/>
@@ -7101,7 +7112,7 @@
         </w:tc>
         <w:tc>
           <w:tcPr>
-            <w:tcW w:type="pct" w:w="12%"/>
+            <w:tcW w:type="dxa" w:w="1171"/>
             <w:tcMar>
               <w:top w:type="dxa" w:w="30"/>
               <w:left w:type="dxa" w:w="70"/>
@@ -7132,7 +7143,7 @@
         </w:trPr>
         <w:tc>
           <w:tcPr>
-            <w:tcW w:type="pct" w:w="46%"/>
+            <w:tcW w:type="dxa" w:w="4488"/>
             <w:tcMar>
               <w:top w:type="dxa" w:w="30"/>
               <w:left w:type="dxa" w:w="70"/>
@@ -7158,7 +7169,7 @@
         </w:tc>
         <w:tc>
           <w:tcPr>
-            <w:tcW w:type="pct" w:w="14%"/>
+            <w:tcW w:type="dxa" w:w="1366"/>
             <w:tcMar>
               <w:top w:type="dxa" w:w="30"/>
               <w:left w:type="dxa" w:w="70"/>
@@ -7184,7 +7195,7 @@
         </w:tc>
         <w:tc>
           <w:tcPr>
-            <w:tcW w:type="pct" w:w="14%"/>
+            <w:tcW w:type="dxa" w:w="1366"/>
             <w:tcMar>
               <w:top w:type="dxa" w:w="30"/>
               <w:left w:type="dxa" w:w="70"/>
@@ -7210,7 +7221,7 @@
         </w:tc>
         <w:tc>
           <w:tcPr>
-            <w:tcW w:type="pct" w:w="14%"/>
+            <w:tcW w:type="dxa" w:w="1366"/>
             <w:tcMar>
               <w:top w:type="dxa" w:w="30"/>
               <w:left w:type="dxa" w:w="70"/>
@@ -7236,7 +7247,7 @@
         </w:tc>
         <w:tc>
           <w:tcPr>
-            <w:tcW w:type="pct" w:w="12%"/>
+            <w:tcW w:type="dxa" w:w="1171"/>
             <w:tcMar>
               <w:top w:type="dxa" w:w="30"/>
               <w:left w:type="dxa" w:w="70"/>
@@ -7267,7 +7278,7 @@
         </w:trPr>
         <w:tc>
           <w:tcPr>
-            <w:tcW w:type="pct" w:w="46%"/>
+            <w:tcW w:type="dxa" w:w="4488"/>
             <w:tcMar>
               <w:top w:type="dxa" w:w="30"/>
               <w:left w:type="dxa" w:w="70"/>
@@ -7293,7 +7304,7 @@
         </w:tc>
         <w:tc>
           <w:tcPr>
-            <w:tcW w:type="pct" w:w="14%"/>
+            <w:tcW w:type="dxa" w:w="1366"/>
             <w:tcMar>
               <w:top w:type="dxa" w:w="30"/>
               <w:left w:type="dxa" w:w="70"/>
@@ -7319,7 +7330,7 @@
         </w:tc>
         <w:tc>
           <w:tcPr>
-            <w:tcW w:type="pct" w:w="14%"/>
+            <w:tcW w:type="dxa" w:w="1366"/>
             <w:tcMar>
               <w:top w:type="dxa" w:w="30"/>
               <w:left w:type="dxa" w:w="70"/>
@@ -7345,7 +7356,7 @@
         </w:tc>
         <w:tc>
           <w:tcPr>
-            <w:tcW w:type="pct" w:w="14%"/>
+            <w:tcW w:type="dxa" w:w="1366"/>
             <w:tcMar>
               <w:top w:type="dxa" w:w="30"/>
               <w:left w:type="dxa" w:w="70"/>
@@ -7371,7 +7382,7 @@
         </w:tc>
         <w:tc>
           <w:tcPr>
-            <w:tcW w:type="pct" w:w="12%"/>
+            <w:tcW w:type="dxa" w:w="1171"/>
             <w:tcMar>
               <w:top w:type="dxa" w:w="30"/>
               <w:left w:type="dxa" w:w="70"/>
@@ -7402,7 +7413,7 @@
         </w:trPr>
         <w:tc>
           <w:tcPr>
-            <w:tcW w:type="pct" w:w="46%"/>
+            <w:tcW w:type="dxa" w:w="4488"/>
             <w:tcMar>
               <w:top w:type="dxa" w:w="30"/>
               <w:left w:type="dxa" w:w="70"/>
@@ -7428,7 +7439,7 @@
         </w:tc>
         <w:tc>
           <w:tcPr>
-            <w:tcW w:type="pct" w:w="14%"/>
+            <w:tcW w:type="dxa" w:w="1366"/>
             <w:tcMar>
               <w:top w:type="dxa" w:w="30"/>
               <w:left w:type="dxa" w:w="70"/>
@@ -7454,7 +7465,7 @@
         </w:tc>
         <w:tc>
           <w:tcPr>
-            <w:tcW w:type="pct" w:w="14%"/>
+            <w:tcW w:type="dxa" w:w="1366"/>
             <w:tcMar>
               <w:top w:type="dxa" w:w="30"/>
               <w:left w:type="dxa" w:w="70"/>
@@ -7480,7 +7491,7 @@
         </w:tc>
         <w:tc>
           <w:tcPr>
-            <w:tcW w:type="pct" w:w="14%"/>
+            <w:tcW w:type="dxa" w:w="1366"/>
             <w:tcMar>
               <w:top w:type="dxa" w:w="30"/>
               <w:left w:type="dxa" w:w="70"/>
@@ -7506,7 +7517,7 @@
         </w:tc>
         <w:tc>
           <w:tcPr>
-            <w:tcW w:type="pct" w:w="12%"/>
+            <w:tcW w:type="dxa" w:w="1171"/>
             <w:tcMar>
               <w:top w:type="dxa" w:w="30"/>
               <w:left w:type="dxa" w:w="70"/>
@@ -7537,7 +7548,7 @@
         </w:trPr>
         <w:tc>
           <w:tcPr>
-            <w:tcW w:type="pct" w:w="46%"/>
+            <w:tcW w:type="dxa" w:w="4488"/>
             <w:tcMar>
               <w:top w:type="dxa" w:w="30"/>
               <w:left w:type="dxa" w:w="70"/>
@@ -7563,7 +7574,7 @@
         </w:tc>
         <w:tc>
           <w:tcPr>
-            <w:tcW w:type="pct" w:w="14%"/>
+            <w:tcW w:type="dxa" w:w="1366"/>
             <w:tcMar>
               <w:top w:type="dxa" w:w="30"/>
               <w:left w:type="dxa" w:w="70"/>
@@ -7589,7 +7600,7 @@
         </w:tc>
         <w:tc>
           <w:tcPr>
-            <w:tcW w:type="pct" w:w="14%"/>
+            <w:tcW w:type="dxa" w:w="1366"/>
             <w:tcMar>
               <w:top w:type="dxa" w:w="30"/>
               <w:left w:type="dxa" w:w="70"/>
@@ -7615,7 +7626,7 @@
         </w:tc>
         <w:tc>
           <w:tcPr>
-            <w:tcW w:type="pct" w:w="14%"/>
+            <w:tcW w:type="dxa" w:w="1366"/>
             <w:tcMar>
               <w:top w:type="dxa" w:w="30"/>
               <w:left w:type="dxa" w:w="70"/>
@@ -7641,7 +7652,7 @@
         </w:tc>
         <w:tc>
           <w:tcPr>
-            <w:tcW w:type="pct" w:w="12%"/>
+            <w:tcW w:type="dxa" w:w="1171"/>
             <w:tcMar>
               <w:top w:type="dxa" w:w="30"/>
               <w:left w:type="dxa" w:w="70"/>
@@ -7672,7 +7683,7 @@
         </w:trPr>
         <w:tc>
           <w:tcPr>
-            <w:tcW w:type="pct" w:w="46%"/>
+            <w:tcW w:type="dxa" w:w="4488"/>
             <w:shd w:fill="F2F5F7" w:color="auto" w:val="clear"/>
             <w:tcMar>
               <w:top w:type="dxa" w:w="30"/>
@@ -7699,7 +7710,7 @@
         </w:tc>
         <w:tc>
           <w:tcPr>
-            <w:tcW w:type="pct" w:w="14%"/>
+            <w:tcW w:type="dxa" w:w="1366"/>
             <w:shd w:fill="F2F5F7" w:color="auto" w:val="clear"/>
             <w:tcMar>
               <w:top w:type="dxa" w:w="30"/>
@@ -7726,7 +7737,7 @@
         </w:tc>
         <w:tc>
           <w:tcPr>
-            <w:tcW w:type="pct" w:w="14%"/>
+            <w:tcW w:type="dxa" w:w="1366"/>
             <w:shd w:fill="F2F5F7" w:color="auto" w:val="clear"/>
             <w:tcMar>
               <w:top w:type="dxa" w:w="30"/>
@@ -7753,7 +7764,7 @@
         </w:tc>
         <w:tc>
           <w:tcPr>
-            <w:tcW w:type="pct" w:w="14%"/>
+            <w:tcW w:type="dxa" w:w="1366"/>
             <w:shd w:fill="F2F5F7" w:color="auto" w:val="clear"/>
             <w:tcMar>
               <w:top w:type="dxa" w:w="30"/>
@@ -7780,7 +7791,7 @@
         </w:tc>
         <w:tc>
           <w:tcPr>
-            <w:tcW w:type="pct" w:w="12%"/>
+            <w:tcW w:type="dxa" w:w="1171"/>
             <w:shd w:fill="F2F5F7" w:color="auto" w:val="clear"/>
             <w:tcMar>
               <w:top w:type="dxa" w:w="30"/>
@@ -7951,17 +7962,18 @@
           <w:insideH w:val="none" w:color="FFFFFF" w:sz="0"/>
           <w:insideV w:val="none" w:color="FFFFFF" w:sz="0"/>
         </w:tblBorders>
+        <w:tblLayout w:type="fixed"/>
       </w:tblPr>
       <w:tblGrid>
-        <w:gridCol w:w="100"/>
-        <w:gridCol w:w="100"/>
-        <w:gridCol w:w="100"/>
-        <w:gridCol w:w="100"/>
+        <w:gridCol w:w="1268"/>
+        <w:gridCol w:w="3610"/>
+        <w:gridCol w:w="1463"/>
+        <w:gridCol w:w="3415"/>
       </w:tblGrid>
       <w:tr>
         <w:tc>
           <w:tcPr>
-            <w:tcW w:type="pct" w:w="13%"/>
+            <w:tcW w:type="dxa" w:w="1268"/>
             <w:tcBorders>
               <w:top w:val="none" w:color="FFFFFF" w:sz="0"/>
               <w:left w:val="none" w:color="FFFFFF" w:sz="0"/>
@@ -7994,7 +8006,7 @@
         </w:tc>
         <w:tc>
           <w:tcPr>
-            <w:tcW w:type="pct" w:w="37%"/>
+            <w:tcW w:type="dxa" w:w="3610"/>
             <w:tcBorders>
               <w:top w:val="none" w:color="FFFFFF" w:sz="0"/>
               <w:left w:val="none" w:color="FFFFFF" w:sz="0"/>
@@ -8024,7 +8036,7 @@
         </w:tc>
         <w:tc>
           <w:tcPr>
-            <w:tcW w:type="pct" w:w="15%"/>
+            <w:tcW w:type="dxa" w:w="1463"/>
             <w:tcBorders>
               <w:top w:val="none" w:color="FFFFFF" w:sz="0"/>
               <w:left w:val="none" w:color="FFFFFF" w:sz="0"/>
@@ -8057,7 +8069,7 @@
         </w:tc>
         <w:tc>
           <w:tcPr>
-            <w:tcW w:type="pct" w:w="35%"/>
+            <w:tcW w:type="dxa" w:w="3415"/>
             <w:tcBorders>
               <w:top w:val="none" w:color="FFFFFF" w:sz="0"/>
               <w:left w:val="none" w:color="FFFFFF" w:sz="0"/>
@@ -8089,7 +8101,7 @@
       <w:tr>
         <w:tc>
           <w:tcPr>
-            <w:tcW w:type="pct" w:w="13%"/>
+            <w:tcW w:type="dxa" w:w="1268"/>
             <w:tcBorders>
               <w:top w:val="none" w:color="FFFFFF" w:sz="0"/>
               <w:left w:val="none" w:color="FFFFFF" w:sz="0"/>
@@ -8122,7 +8134,7 @@
         </w:tc>
         <w:tc>
           <w:tcPr>
-            <w:tcW w:type="pct" w:w="37%"/>
+            <w:tcW w:type="dxa" w:w="3610"/>
             <w:tcBorders>
               <w:top w:val="none" w:color="FFFFFF" w:sz="0"/>
               <w:left w:val="none" w:color="FFFFFF" w:sz="0"/>
@@ -8152,7 +8164,7 @@
         </w:tc>
         <w:tc>
           <w:tcPr>
-            <w:tcW w:type="pct" w:w="15%"/>
+            <w:tcW w:type="dxa" w:w="1463"/>
             <w:tcBorders>
               <w:top w:val="none" w:color="FFFFFF" w:sz="0"/>
               <w:left w:val="none" w:color="FFFFFF" w:sz="0"/>
@@ -8185,7 +8197,7 @@
         </w:tc>
         <w:tc>
           <w:tcPr>
-            <w:tcW w:type="pct" w:w="35%"/>
+            <w:tcW w:type="dxa" w:w="3415"/>
             <w:tcBorders>
               <w:top w:val="none" w:color="FFFFFF" w:sz="0"/>
               <w:left w:val="none" w:color="FFFFFF" w:sz="0"/>
@@ -8231,15 +8243,16 @@
           <w:insideH w:val="single" w:color="auto" w:sz="4"/>
           <w:insideV w:val="single" w:color="auto" w:sz="4"/>
         </w:tblBorders>
+        <w:tblLayout w:type="fixed"/>
       </w:tblPr>
       <w:tblGrid>
-        <w:gridCol w:w="100"/>
-        <w:gridCol w:w="100"/>
-        <w:gridCol w:w="100"/>
-        <w:gridCol w:w="100"/>
-        <w:gridCol w:w="100"/>
-        <w:gridCol w:w="100"/>
-        <w:gridCol w:w="100"/>
+        <w:gridCol w:w="1171"/>
+        <w:gridCol w:w="1171"/>
+        <w:gridCol w:w="878"/>
+        <w:gridCol w:w="3317"/>
+        <w:gridCol w:w="878"/>
+        <w:gridCol w:w="976"/>
+        <w:gridCol w:w="1366"/>
       </w:tblGrid>
       <w:tr>
         <w:trPr>
@@ -8247,7 +8260,7 @@
         </w:trPr>
         <w:tc>
           <w:tcPr>
-            <w:tcW w:type="pct" w:w="12%"/>
+            <w:tcW w:type="dxa" w:w="1171"/>
             <w:shd w:fill="E7EDF1" w:color="auto" w:val="clear"/>
             <w:tcMar>
               <w:top w:type="dxa" w:w="30"/>
@@ -8274,7 +8287,7 @@
         </w:tc>
         <w:tc>
           <w:tcPr>
-            <w:tcW w:type="pct" w:w="12%"/>
+            <w:tcW w:type="dxa" w:w="1171"/>
             <w:shd w:fill="E7EDF1" w:color="auto" w:val="clear"/>
             <w:tcMar>
               <w:top w:type="dxa" w:w="30"/>
@@ -8301,7 +8314,7 @@
         </w:tc>
         <w:tc>
           <w:tcPr>
-            <w:tcW w:type="pct" w:w="9%"/>
+            <w:tcW w:type="dxa" w:w="878"/>
             <w:shd w:fill="E7EDF1" w:color="auto" w:val="clear"/>
             <w:tcMar>
               <w:top w:type="dxa" w:w="30"/>
@@ -8328,7 +8341,7 @@
         </w:tc>
         <w:tc>
           <w:tcPr>
-            <w:tcW w:type="pct" w:w="34%"/>
+            <w:tcW w:type="dxa" w:w="3317"/>
             <w:shd w:fill="E7EDF1" w:color="auto" w:val="clear"/>
             <w:tcMar>
               <w:top w:type="dxa" w:w="30"/>
@@ -8355,7 +8368,7 @@
         </w:tc>
         <w:tc>
           <w:tcPr>
-            <w:tcW w:type="pct" w:w="9%"/>
+            <w:tcW w:type="dxa" w:w="878"/>
             <w:shd w:fill="E7EDF1" w:color="auto" w:val="clear"/>
             <w:tcMar>
               <w:top w:type="dxa" w:w="30"/>
@@ -8382,7 +8395,7 @@
         </w:tc>
         <w:tc>
           <w:tcPr>
-            <w:tcW w:type="pct" w:w="10%"/>
+            <w:tcW w:type="dxa" w:w="976"/>
             <w:shd w:fill="E7EDF1" w:color="auto" w:val="clear"/>
             <w:tcMar>
               <w:top w:type="dxa" w:w="30"/>
@@ -8409,7 +8422,7 @@
         </w:tc>
         <w:tc>
           <w:tcPr>
-            <w:tcW w:type="pct" w:w="14%"/>
+            <w:tcW w:type="dxa" w:w="1366"/>
             <w:shd w:fill="E7EDF1" w:color="auto" w:val="clear"/>
             <w:tcMar>
               <w:top w:type="dxa" w:w="30"/>
@@ -8441,7 +8454,7 @@
         </w:trPr>
         <w:tc>
           <w:tcPr>
-            <w:tcW w:type="pct" w:w="12%"/>
+            <w:tcW w:type="dxa" w:w="1171"/>
             <w:tcMar>
               <w:top w:type="dxa" w:w="30"/>
               <w:left w:type="dxa" w:w="70"/>
@@ -8465,7 +8478,7 @@
         </w:tc>
         <w:tc>
           <w:tcPr>
-            <w:tcW w:type="pct" w:w="12%"/>
+            <w:tcW w:type="dxa" w:w="1171"/>
             <w:tcMar>
               <w:top w:type="dxa" w:w="30"/>
               <w:left w:type="dxa" w:w="70"/>
@@ -8489,7 +8502,7 @@
         </w:tc>
         <w:tc>
           <w:tcPr>
-            <w:tcW w:type="pct" w:w="9%"/>
+            <w:tcW w:type="dxa" w:w="878"/>
             <w:tcMar>
               <w:top w:type="dxa" w:w="30"/>
               <w:left w:type="dxa" w:w="70"/>
@@ -8513,7 +8526,7 @@
         </w:tc>
         <w:tc>
           <w:tcPr>
-            <w:tcW w:type="pct" w:w="34%"/>
+            <w:tcW w:type="dxa" w:w="3317"/>
             <w:tcMar>
               <w:top w:type="dxa" w:w="30"/>
               <w:left w:type="dxa" w:w="70"/>
@@ -8537,7 +8550,7 @@
         </w:tc>
         <w:tc>
           <w:tcPr>
-            <w:tcW w:type="pct" w:w="9%"/>
+            <w:tcW w:type="dxa" w:w="878"/>
             <w:tcMar>
               <w:top w:type="dxa" w:w="30"/>
               <w:left w:type="dxa" w:w="70"/>
@@ -8561,7 +8574,7 @@
         </w:tc>
         <w:tc>
           <w:tcPr>
-            <w:tcW w:type="pct" w:w="10%"/>
+            <w:tcW w:type="dxa" w:w="976"/>
             <w:tcMar>
               <w:top w:type="dxa" w:w="30"/>
               <w:left w:type="dxa" w:w="70"/>
@@ -8585,7 +8598,7 @@
         </w:tc>
         <w:tc>
           <w:tcPr>
-            <w:tcW w:type="pct" w:w="14%"/>
+            <w:tcW w:type="dxa" w:w="1366"/>
             <w:tcMar>
               <w:top w:type="dxa" w:w="30"/>
               <w:left w:type="dxa" w:w="70"/>
@@ -8614,7 +8627,7 @@
         </w:trPr>
         <w:tc>
           <w:tcPr>
-            <w:tcW w:type="pct" w:w="12%"/>
+            <w:tcW w:type="dxa" w:w="1171"/>
             <w:tcMar>
               <w:top w:type="dxa" w:w="30"/>
               <w:left w:type="dxa" w:w="70"/>
@@ -8638,7 +8651,7 @@
         </w:tc>
         <w:tc>
           <w:tcPr>
-            <w:tcW w:type="pct" w:w="12%"/>
+            <w:tcW w:type="dxa" w:w="1171"/>
             <w:tcMar>
               <w:top w:type="dxa" w:w="30"/>
               <w:left w:type="dxa" w:w="70"/>
@@ -8662,7 +8675,7 @@
         </w:tc>
         <w:tc>
           <w:tcPr>
-            <w:tcW w:type="pct" w:w="9%"/>
+            <w:tcW w:type="dxa" w:w="878"/>
             <w:tcMar>
               <w:top w:type="dxa" w:w="30"/>
               <w:left w:type="dxa" w:w="70"/>
@@ -8686,7 +8699,7 @@
         </w:tc>
         <w:tc>
           <w:tcPr>
-            <w:tcW w:type="pct" w:w="34%"/>
+            <w:tcW w:type="dxa" w:w="3317"/>
             <w:tcMar>
               <w:top w:type="dxa" w:w="30"/>
               <w:left w:type="dxa" w:w="70"/>
@@ -8710,7 +8723,7 @@
         </w:tc>
         <w:tc>
           <w:tcPr>
-            <w:tcW w:type="pct" w:w="9%"/>
+            <w:tcW w:type="dxa" w:w="878"/>
             <w:tcMar>
               <w:top w:type="dxa" w:w="30"/>
               <w:left w:type="dxa" w:w="70"/>
@@ -8734,7 +8747,7 @@
         </w:tc>
         <w:tc>
           <w:tcPr>
-            <w:tcW w:type="pct" w:w="10%"/>
+            <w:tcW w:type="dxa" w:w="976"/>
             <w:tcMar>
               <w:top w:type="dxa" w:w="30"/>
               <w:left w:type="dxa" w:w="70"/>
@@ -8758,7 +8771,7 @@
         </w:tc>
         <w:tc>
           <w:tcPr>
-            <w:tcW w:type="pct" w:w="14%"/>
+            <w:tcW w:type="dxa" w:w="1366"/>
             <w:tcMar>
               <w:top w:type="dxa" w:w="30"/>
               <w:left w:type="dxa" w:w="70"/>
@@ -8787,7 +8800,7 @@
         </w:trPr>
         <w:tc>
           <w:tcPr>
-            <w:tcW w:type="pct" w:w="12%"/>
+            <w:tcW w:type="dxa" w:w="1171"/>
             <w:tcMar>
               <w:top w:type="dxa" w:w="30"/>
               <w:left w:type="dxa" w:w="70"/>
@@ -8811,7 +8824,7 @@
         </w:tc>
         <w:tc>
           <w:tcPr>
-            <w:tcW w:type="pct" w:w="12%"/>
+            <w:tcW w:type="dxa" w:w="1171"/>
             <w:tcMar>
               <w:top w:type="dxa" w:w="30"/>
               <w:left w:type="dxa" w:w="70"/>
@@ -8835,7 +8848,7 @@
         </w:tc>
         <w:tc>
           <w:tcPr>
-            <w:tcW w:type="pct" w:w="9%"/>
+            <w:tcW w:type="dxa" w:w="878"/>
             <w:tcMar>
               <w:top w:type="dxa" w:w="30"/>
               <w:left w:type="dxa" w:w="70"/>
@@ -8859,7 +8872,7 @@
         </w:tc>
         <w:tc>
           <w:tcPr>
-            <w:tcW w:type="pct" w:w="34%"/>
+            <w:tcW w:type="dxa" w:w="3317"/>
             <w:tcMar>
               <w:top w:type="dxa" w:w="30"/>
               <w:left w:type="dxa" w:w="70"/>
@@ -8883,7 +8896,7 @@
         </w:tc>
         <w:tc>
           <w:tcPr>
-            <w:tcW w:type="pct" w:w="9%"/>
+            <w:tcW w:type="dxa" w:w="878"/>
             <w:tcMar>
               <w:top w:type="dxa" w:w="30"/>
               <w:left w:type="dxa" w:w="70"/>
@@ -8907,7 +8920,7 @@
         </w:tc>
         <w:tc>
           <w:tcPr>
-            <w:tcW w:type="pct" w:w="10%"/>
+            <w:tcW w:type="dxa" w:w="976"/>
             <w:tcMar>
               <w:top w:type="dxa" w:w="30"/>
               <w:left w:type="dxa" w:w="70"/>
@@ -8931,7 +8944,7 @@
         </w:tc>
         <w:tc>
           <w:tcPr>
-            <w:tcW w:type="pct" w:w="14%"/>
+            <w:tcW w:type="dxa" w:w="1366"/>
             <w:tcMar>
               <w:top w:type="dxa" w:w="30"/>
               <w:left w:type="dxa" w:w="70"/>
@@ -9035,13 +9048,14 @@
           <w:insideH w:val="single" w:color="auto" w:sz="4"/>
           <w:insideV w:val="single" w:color="auto" w:sz="4"/>
         </w:tblBorders>
+        <w:tblLayout w:type="fixed"/>
       </w:tblPr>
       <w:tblGrid>
-        <w:gridCol w:w="100"/>
-        <w:gridCol w:w="100"/>
-        <w:gridCol w:w="100"/>
-        <w:gridCol w:w="100"/>
-        <w:gridCol w:w="100"/>
+        <w:gridCol w:w="4488"/>
+        <w:gridCol w:w="1366"/>
+        <w:gridCol w:w="1366"/>
+        <w:gridCol w:w="1366"/>
+        <w:gridCol w:w="1171"/>
       </w:tblGrid>
       <w:tr>
         <w:trPr>
@@ -9049,7 +9063,7 @@
         </w:trPr>
         <w:tc>
           <w:tcPr>
-            <w:tcW w:type="pct" w:w="46%"/>
+            <w:tcW w:type="dxa" w:w="4488"/>
             <w:shd w:fill="E7EDF1" w:color="auto" w:val="clear"/>
             <w:tcMar>
               <w:top w:type="dxa" w:w="30"/>
@@ -9076,7 +9090,7 @@
         </w:tc>
         <w:tc>
           <w:tcPr>
-            <w:tcW w:type="pct" w:w="14%"/>
+            <w:tcW w:type="dxa" w:w="1366"/>
             <w:shd w:fill="E7EDF1" w:color="auto" w:val="clear"/>
             <w:tcMar>
               <w:top w:type="dxa" w:w="30"/>
@@ -9103,7 +9117,7 @@
         </w:tc>
         <w:tc>
           <w:tcPr>
-            <w:tcW w:type="pct" w:w="14%"/>
+            <w:tcW w:type="dxa" w:w="1366"/>
             <w:shd w:fill="E7EDF1" w:color="auto" w:val="clear"/>
             <w:tcMar>
               <w:top w:type="dxa" w:w="30"/>
@@ -9130,7 +9144,7 @@
         </w:tc>
         <w:tc>
           <w:tcPr>
-            <w:tcW w:type="pct" w:w="14%"/>
+            <w:tcW w:type="dxa" w:w="1366"/>
             <w:shd w:fill="E7EDF1" w:color="auto" w:val="clear"/>
             <w:tcMar>
               <w:top w:type="dxa" w:w="30"/>
@@ -9157,7 +9171,7 @@
         </w:tc>
         <w:tc>
           <w:tcPr>
-            <w:tcW w:type="pct" w:w="12%"/>
+            <w:tcW w:type="dxa" w:w="1171"/>
             <w:shd w:fill="E7EDF1" w:color="auto" w:val="clear"/>
             <w:tcMar>
               <w:top w:type="dxa" w:w="30"/>
@@ -9189,7 +9203,7 @@
         </w:trPr>
         <w:tc>
           <w:tcPr>
-            <w:tcW w:type="pct" w:w="46%"/>
+            <w:tcW w:type="dxa" w:w="4488"/>
             <w:tcMar>
               <w:top w:type="dxa" w:w="30"/>
               <w:left w:type="dxa" w:w="70"/>
@@ -9215,7 +9229,7 @@
         </w:tc>
         <w:tc>
           <w:tcPr>
-            <w:tcW w:type="pct" w:w="14%"/>
+            <w:tcW w:type="dxa" w:w="1366"/>
             <w:tcMar>
               <w:top w:type="dxa" w:w="30"/>
               <w:left w:type="dxa" w:w="70"/>
@@ -9241,7 +9255,7 @@
         </w:tc>
         <w:tc>
           <w:tcPr>
-            <w:tcW w:type="pct" w:w="14%"/>
+            <w:tcW w:type="dxa" w:w="1366"/>
             <w:tcMar>
               <w:top w:type="dxa" w:w="30"/>
               <w:left w:type="dxa" w:w="70"/>
@@ -9267,7 +9281,7 @@
         </w:tc>
         <w:tc>
           <w:tcPr>
-            <w:tcW w:type="pct" w:w="14%"/>
+            <w:tcW w:type="dxa" w:w="1366"/>
             <w:tcMar>
               <w:top w:type="dxa" w:w="30"/>
               <w:left w:type="dxa" w:w="70"/>
@@ -9293,7 +9307,7 @@
         </w:tc>
         <w:tc>
           <w:tcPr>
-            <w:tcW w:type="pct" w:w="12%"/>
+            <w:tcW w:type="dxa" w:w="1171"/>
             <w:tcMar>
               <w:top w:type="dxa" w:w="30"/>
               <w:left w:type="dxa" w:w="70"/>
@@ -9324,7 +9338,7 @@
         </w:trPr>
         <w:tc>
           <w:tcPr>
-            <w:tcW w:type="pct" w:w="46%"/>
+            <w:tcW w:type="dxa" w:w="4488"/>
             <w:tcMar>
               <w:top w:type="dxa" w:w="30"/>
               <w:left w:type="dxa" w:w="70"/>
@@ -9350,7 +9364,7 @@
         </w:tc>
         <w:tc>
           <w:tcPr>
-            <w:tcW w:type="pct" w:w="14%"/>
+            <w:tcW w:type="dxa" w:w="1366"/>
             <w:tcMar>
               <w:top w:type="dxa" w:w="30"/>
               <w:left w:type="dxa" w:w="70"/>
@@ -9376,7 +9390,7 @@
         </w:tc>
         <w:tc>
           <w:tcPr>
-            <w:tcW w:type="pct" w:w="14%"/>
+            <w:tcW w:type="dxa" w:w="1366"/>
             <w:tcMar>
               <w:top w:type="dxa" w:w="30"/>
               <w:left w:type="dxa" w:w="70"/>
@@ -9402,7 +9416,7 @@
         </w:tc>
         <w:tc>
           <w:tcPr>
-            <w:tcW w:type="pct" w:w="14%"/>
+            <w:tcW w:type="dxa" w:w="1366"/>
             <w:tcMar>
               <w:top w:type="dxa" w:w="30"/>
               <w:left w:type="dxa" w:w="70"/>
@@ -9428,7 +9442,7 @@
         </w:tc>
         <w:tc>
           <w:tcPr>
-            <w:tcW w:type="pct" w:w="12%"/>
+            <w:tcW w:type="dxa" w:w="1171"/>
             <w:tcMar>
               <w:top w:type="dxa" w:w="30"/>
               <w:left w:type="dxa" w:w="70"/>
@@ -9459,7 +9473,7 @@
         </w:trPr>
         <w:tc>
           <w:tcPr>
-            <w:tcW w:type="pct" w:w="46%"/>
+            <w:tcW w:type="dxa" w:w="4488"/>
             <w:tcMar>
               <w:top w:type="dxa" w:w="30"/>
               <w:left w:type="dxa" w:w="70"/>
@@ -9485,7 +9499,7 @@
         </w:tc>
         <w:tc>
           <w:tcPr>
-            <w:tcW w:type="pct" w:w="14%"/>
+            <w:tcW w:type="dxa" w:w="1366"/>
             <w:tcMar>
               <w:top w:type="dxa" w:w="30"/>
               <w:left w:type="dxa" w:w="70"/>
@@ -9511,7 +9525,7 @@
         </w:tc>
         <w:tc>
           <w:tcPr>
-            <w:tcW w:type="pct" w:w="14%"/>
+            <w:tcW w:type="dxa" w:w="1366"/>
             <w:tcMar>
               <w:top w:type="dxa" w:w="30"/>
               <w:left w:type="dxa" w:w="70"/>
@@ -9537,7 +9551,7 @@
         </w:tc>
         <w:tc>
           <w:tcPr>
-            <w:tcW w:type="pct" w:w="14%"/>
+            <w:tcW w:type="dxa" w:w="1366"/>
             <w:tcMar>
               <w:top w:type="dxa" w:w="30"/>
               <w:left w:type="dxa" w:w="70"/>
@@ -9563,7 +9577,7 @@
         </w:tc>
         <w:tc>
           <w:tcPr>
-            <w:tcW w:type="pct" w:w="12%"/>
+            <w:tcW w:type="dxa" w:w="1171"/>
             <w:tcMar>
               <w:top w:type="dxa" w:w="30"/>
               <w:left w:type="dxa" w:w="70"/>
@@ -9594,7 +9608,7 @@
         </w:trPr>
         <w:tc>
           <w:tcPr>
-            <w:tcW w:type="pct" w:w="46%"/>
+            <w:tcW w:type="dxa" w:w="4488"/>
             <w:tcMar>
               <w:top w:type="dxa" w:w="30"/>
               <w:left w:type="dxa" w:w="70"/>
@@ -9620,7 +9634,7 @@
         </w:tc>
         <w:tc>
           <w:tcPr>
-            <w:tcW w:type="pct" w:w="14%"/>
+            <w:tcW w:type="dxa" w:w="1366"/>
             <w:tcMar>
               <w:top w:type="dxa" w:w="30"/>
               <w:left w:type="dxa" w:w="70"/>
@@ -9646,7 +9660,7 @@
         </w:tc>
         <w:tc>
           <w:tcPr>
-            <w:tcW w:type="pct" w:w="14%"/>
+            <w:tcW w:type="dxa" w:w="1366"/>
             <w:tcMar>
               <w:top w:type="dxa" w:w="30"/>
               <w:left w:type="dxa" w:w="70"/>
@@ -9672,7 +9686,7 @@
         </w:tc>
         <w:tc>
           <w:tcPr>
-            <w:tcW w:type="pct" w:w="14%"/>
+            <w:tcW w:type="dxa" w:w="1366"/>
             <w:tcMar>
               <w:top w:type="dxa" w:w="30"/>
               <w:left w:type="dxa" w:w="70"/>
@@ -9698,7 +9712,7 @@
         </w:tc>
         <w:tc>
           <w:tcPr>
-            <w:tcW w:type="pct" w:w="12%"/>
+            <w:tcW w:type="dxa" w:w="1171"/>
             <w:tcMar>
               <w:top w:type="dxa" w:w="30"/>
               <w:left w:type="dxa" w:w="70"/>
@@ -9729,7 +9743,7 @@
         </w:trPr>
         <w:tc>
           <w:tcPr>
-            <w:tcW w:type="pct" w:w="46%"/>
+            <w:tcW w:type="dxa" w:w="4488"/>
             <w:tcMar>
               <w:top w:type="dxa" w:w="30"/>
               <w:left w:type="dxa" w:w="70"/>
@@ -9755,7 +9769,7 @@
         </w:tc>
         <w:tc>
           <w:tcPr>
-            <w:tcW w:type="pct" w:w="14%"/>
+            <w:tcW w:type="dxa" w:w="1366"/>
             <w:tcMar>
               <w:top w:type="dxa" w:w="30"/>
               <w:left w:type="dxa" w:w="70"/>
@@ -9781,7 +9795,7 @@
         </w:tc>
         <w:tc>
           <w:tcPr>
-            <w:tcW w:type="pct" w:w="14%"/>
+            <w:tcW w:type="dxa" w:w="1366"/>
             <w:tcMar>
               <w:top w:type="dxa" w:w="30"/>
               <w:left w:type="dxa" w:w="70"/>
@@ -9807,7 +9821,7 @@
         </w:tc>
         <w:tc>
           <w:tcPr>
-            <w:tcW w:type="pct" w:w="14%"/>
+            <w:tcW w:type="dxa" w:w="1366"/>
             <w:tcMar>
               <w:top w:type="dxa" w:w="30"/>
               <w:left w:type="dxa" w:w="70"/>
@@ -9833,7 +9847,7 @@
         </w:tc>
         <w:tc>
           <w:tcPr>
-            <w:tcW w:type="pct" w:w="12%"/>
+            <w:tcW w:type="dxa" w:w="1171"/>
             <w:tcMar>
               <w:top w:type="dxa" w:w="30"/>
               <w:left w:type="dxa" w:w="70"/>
@@ -9864,7 +9878,7 @@
         </w:trPr>
         <w:tc>
           <w:tcPr>
-            <w:tcW w:type="pct" w:w="46%"/>
+            <w:tcW w:type="dxa" w:w="4488"/>
             <w:tcMar>
               <w:top w:type="dxa" w:w="30"/>
               <w:left w:type="dxa" w:w="70"/>
@@ -9890,7 +9904,7 @@
         </w:tc>
         <w:tc>
           <w:tcPr>
-            <w:tcW w:type="pct" w:w="14%"/>
+            <w:tcW w:type="dxa" w:w="1366"/>
             <w:tcMar>
               <w:top w:type="dxa" w:w="30"/>
               <w:left w:type="dxa" w:w="70"/>
@@ -9916,7 +9930,7 @@
         </w:tc>
         <w:tc>
           <w:tcPr>
-            <w:tcW w:type="pct" w:w="14%"/>
+            <w:tcW w:type="dxa" w:w="1366"/>
             <w:tcMar>
               <w:top w:type="dxa" w:w="30"/>
               <w:left w:type="dxa" w:w="70"/>
@@ -9942,7 +9956,7 @@
         </w:tc>
         <w:tc>
           <w:tcPr>
-            <w:tcW w:type="pct" w:w="14%"/>
+            <w:tcW w:type="dxa" w:w="1366"/>
             <w:tcMar>
               <w:top w:type="dxa" w:w="30"/>
               <w:left w:type="dxa" w:w="70"/>
@@ -9968,7 +9982,7 @@
         </w:tc>
         <w:tc>
           <w:tcPr>
-            <w:tcW w:type="pct" w:w="12%"/>
+            <w:tcW w:type="dxa" w:w="1171"/>
             <w:tcMar>
               <w:top w:type="dxa" w:w="30"/>
               <w:left w:type="dxa" w:w="70"/>
@@ -9999,7 +10013,7 @@
         </w:trPr>
         <w:tc>
           <w:tcPr>
-            <w:tcW w:type="pct" w:w="46%"/>
+            <w:tcW w:type="dxa" w:w="4488"/>
             <w:tcMar>
               <w:top w:type="dxa" w:w="30"/>
               <w:left w:type="dxa" w:w="70"/>
@@ -10025,7 +10039,7 @@
         </w:tc>
         <w:tc>
           <w:tcPr>
-            <w:tcW w:type="pct" w:w="14%"/>
+            <w:tcW w:type="dxa" w:w="1366"/>
             <w:tcMar>
               <w:top w:type="dxa" w:w="30"/>
               <w:left w:type="dxa" w:w="70"/>
@@ -10051,7 +10065,7 @@
         </w:tc>
         <w:tc>
           <w:tcPr>
-            <w:tcW w:type="pct" w:w="14%"/>
+            <w:tcW w:type="dxa" w:w="1366"/>
             <w:tcMar>
               <w:top w:type="dxa" w:w="30"/>
               <w:left w:type="dxa" w:w="70"/>
@@ -10077,7 +10091,7 @@
         </w:tc>
         <w:tc>
           <w:tcPr>
-            <w:tcW w:type="pct" w:w="14%"/>
+            <w:tcW w:type="dxa" w:w="1366"/>
             <w:tcMar>
               <w:top w:type="dxa" w:w="30"/>
               <w:left w:type="dxa" w:w="70"/>
@@ -10103,7 +10117,7 @@
         </w:tc>
         <w:tc>
           <w:tcPr>
-            <w:tcW w:type="pct" w:w="12%"/>
+            <w:tcW w:type="dxa" w:w="1171"/>
             <w:tcMar>
               <w:top w:type="dxa" w:w="30"/>
               <w:left w:type="dxa" w:w="70"/>
@@ -10134,7 +10148,7 @@
         </w:trPr>
         <w:tc>
           <w:tcPr>
-            <w:tcW w:type="pct" w:w="46%"/>
+            <w:tcW w:type="dxa" w:w="4488"/>
             <w:tcMar>
               <w:top w:type="dxa" w:w="30"/>
               <w:left w:type="dxa" w:w="70"/>
@@ -10160,7 +10174,7 @@
         </w:tc>
         <w:tc>
           <w:tcPr>
-            <w:tcW w:type="pct" w:w="14%"/>
+            <w:tcW w:type="dxa" w:w="1366"/>
             <w:tcMar>
               <w:top w:type="dxa" w:w="30"/>
               <w:left w:type="dxa" w:w="70"/>
@@ -10186,7 +10200,7 @@
         </w:tc>
         <w:tc>
           <w:tcPr>
-            <w:tcW w:type="pct" w:w="14%"/>
+            <w:tcW w:type="dxa" w:w="1366"/>
             <w:tcMar>
               <w:top w:type="dxa" w:w="30"/>
               <w:left w:type="dxa" w:w="70"/>
@@ -10212,7 +10226,7 @@
         </w:tc>
         <w:tc>
           <w:tcPr>
-            <w:tcW w:type="pct" w:w="14%"/>
+            <w:tcW w:type="dxa" w:w="1366"/>
             <w:tcMar>
               <w:top w:type="dxa" w:w="30"/>
               <w:left w:type="dxa" w:w="70"/>
@@ -10238,7 +10252,7 @@
         </w:tc>
         <w:tc>
           <w:tcPr>
-            <w:tcW w:type="pct" w:w="12%"/>
+            <w:tcW w:type="dxa" w:w="1171"/>
             <w:tcMar>
               <w:top w:type="dxa" w:w="30"/>
               <w:left w:type="dxa" w:w="70"/>
@@ -10269,7 +10283,7 @@
         </w:trPr>
         <w:tc>
           <w:tcPr>
-            <w:tcW w:type="pct" w:w="46%"/>
+            <w:tcW w:type="dxa" w:w="4488"/>
             <w:shd w:fill="F2F5F7" w:color="auto" w:val="clear"/>
             <w:tcMar>
               <w:top w:type="dxa" w:w="30"/>
@@ -10296,7 +10310,7 @@
         </w:tc>
         <w:tc>
           <w:tcPr>
-            <w:tcW w:type="pct" w:w="14%"/>
+            <w:tcW w:type="dxa" w:w="1366"/>
             <w:shd w:fill="F2F5F7" w:color="auto" w:val="clear"/>
             <w:tcMar>
               <w:top w:type="dxa" w:w="30"/>
@@ -10323,7 +10337,7 @@
         </w:tc>
         <w:tc>
           <w:tcPr>
-            <w:tcW w:type="pct" w:w="14%"/>
+            <w:tcW w:type="dxa" w:w="1366"/>
             <w:shd w:fill="F2F5F7" w:color="auto" w:val="clear"/>
             <w:tcMar>
               <w:top w:type="dxa" w:w="30"/>
@@ -10350,7 +10364,7 @@
         </w:tc>
         <w:tc>
           <w:tcPr>
-            <w:tcW w:type="pct" w:w="14%"/>
+            <w:tcW w:type="dxa" w:w="1366"/>
             <w:shd w:fill="F2F5F7" w:color="auto" w:val="clear"/>
             <w:tcMar>
               <w:top w:type="dxa" w:w="30"/>
@@ -10377,7 +10391,7 @@
         </w:tc>
         <w:tc>
           <w:tcPr>
-            <w:tcW w:type="pct" w:w="12%"/>
+            <w:tcW w:type="dxa" w:w="1171"/>
             <w:shd w:fill="F2F5F7" w:color="auto" w:val="clear"/>
             <w:tcMar>
               <w:top w:type="dxa" w:w="30"/>
@@ -10547,17 +10561,18 @@
           <w:insideH w:val="single" w:color="auto" w:sz="4"/>
           <w:insideV w:val="single" w:color="auto" w:sz="4"/>
         </w:tblBorders>
+        <w:tblLayout w:type="fixed"/>
       </w:tblPr>
       <w:tblGrid>
-        <w:gridCol w:w="100"/>
-        <w:gridCol w:w="100"/>
-        <w:gridCol w:w="100"/>
-        <w:gridCol w:w="100"/>
-        <w:gridCol w:w="100"/>
-        <w:gridCol w:w="100"/>
-        <w:gridCol w:w="100"/>
-        <w:gridCol w:w="100"/>
-        <w:gridCol w:w="100"/>
+        <w:gridCol w:w="1756"/>
+        <w:gridCol w:w="780"/>
+        <w:gridCol w:w="976"/>
+        <w:gridCol w:w="976"/>
+        <w:gridCol w:w="976"/>
+        <w:gridCol w:w="1171"/>
+        <w:gridCol w:w="683"/>
+        <w:gridCol w:w="683"/>
+        <w:gridCol w:w="1756"/>
       </w:tblGrid>
       <w:tr>
         <w:trPr>
@@ -10565,7 +10580,7 @@
         </w:trPr>
         <w:tc>
           <w:tcPr>
-            <w:tcW w:type="pct" w:w="18%"/>
+            <w:tcW w:type="dxa" w:w="1756"/>
             <w:shd w:fill="E7EDF1" w:color="auto" w:val="clear"/>
             <w:tcMar>
               <w:top w:type="dxa" w:w="30"/>
@@ -10592,7 +10607,7 @@
         </w:tc>
         <w:tc>
           <w:tcPr>
-            <w:tcW w:type="pct" w:w="8%"/>
+            <w:tcW w:type="dxa" w:w="780"/>
             <w:shd w:fill="E7EDF1" w:color="auto" w:val="clear"/>
             <w:tcMar>
               <w:top w:type="dxa" w:w="30"/>
@@ -10619,7 +10634,7 @@
         </w:tc>
         <w:tc>
           <w:tcPr>
-            <w:tcW w:type="pct" w:w="10%"/>
+            <w:tcW w:type="dxa" w:w="976"/>
             <w:shd w:fill="E7EDF1" w:color="auto" w:val="clear"/>
             <w:tcMar>
               <w:top w:type="dxa" w:w="30"/>
@@ -10646,7 +10661,7 @@
         </w:tc>
         <w:tc>
           <w:tcPr>
-            <w:tcW w:type="pct" w:w="10%"/>
+            <w:tcW w:type="dxa" w:w="976"/>
             <w:shd w:fill="E7EDF1" w:color="auto" w:val="clear"/>
             <w:tcMar>
               <w:top w:type="dxa" w:w="30"/>
@@ -10673,7 +10688,7 @@
         </w:tc>
         <w:tc>
           <w:tcPr>
-            <w:tcW w:type="pct" w:w="10%"/>
+            <w:tcW w:type="dxa" w:w="976"/>
             <w:shd w:fill="E7EDF1" w:color="auto" w:val="clear"/>
             <w:tcMar>
               <w:top w:type="dxa" w:w="30"/>
@@ -10700,7 +10715,7 @@
         </w:tc>
         <w:tc>
           <w:tcPr>
-            <w:tcW w:type="pct" w:w="12%"/>
+            <w:tcW w:type="dxa" w:w="1171"/>
             <w:shd w:fill="E7EDF1" w:color="auto" w:val="clear"/>
             <w:tcMar>
               <w:top w:type="dxa" w:w="30"/>
@@ -10727,7 +10742,7 @@
         </w:tc>
         <w:tc>
           <w:tcPr>
-            <w:tcW w:type="pct" w:w="7%"/>
+            <w:tcW w:type="dxa" w:w="683"/>
             <w:shd w:fill="E7EDF1" w:color="auto" w:val="clear"/>
             <w:tcMar>
               <w:top w:type="dxa" w:w="30"/>
@@ -10754,7 +10769,7 @@
         </w:tc>
         <w:tc>
           <w:tcPr>
-            <w:tcW w:type="pct" w:w="7%"/>
+            <w:tcW w:type="dxa" w:w="683"/>
             <w:shd w:fill="E7EDF1" w:color="auto" w:val="clear"/>
             <w:tcMar>
               <w:top w:type="dxa" w:w="30"/>
@@ -10781,7 +10796,7 @@
         </w:tc>
         <w:tc>
           <w:tcPr>
-            <w:tcW w:type="pct" w:w="18%"/>
+            <w:tcW w:type="dxa" w:w="1756"/>
             <w:shd w:fill="E7EDF1" w:color="auto" w:val="clear"/>
             <w:tcMar>
               <w:top w:type="dxa" w:w="30"/>
@@ -10813,7 +10828,7 @@
         </w:trPr>
         <w:tc>
           <w:tcPr>
-            <w:tcW w:type="pct" w:w="18%"/>
+            <w:tcW w:type="dxa" w:w="1756"/>
             <w:tcMar>
               <w:top w:type="dxa" w:w="30"/>
               <w:left w:type="dxa" w:w="70"/>
@@ -10839,7 +10854,7 @@
         </w:tc>
         <w:tc>
           <w:tcPr>
-            <w:tcW w:type="pct" w:w="8%"/>
+            <w:tcW w:type="dxa" w:w="780"/>
             <w:tcMar>
               <w:top w:type="dxa" w:w="30"/>
               <w:left w:type="dxa" w:w="70"/>
@@ -10865,7 +10880,7 @@
         </w:tc>
         <w:tc>
           <w:tcPr>
-            <w:tcW w:type="pct" w:w="10%"/>
+            <w:tcW w:type="dxa" w:w="976"/>
             <w:tcMar>
               <w:top w:type="dxa" w:w="30"/>
               <w:left w:type="dxa" w:w="70"/>
@@ -10891,7 +10906,7 @@
         </w:tc>
         <w:tc>
           <w:tcPr>
-            <w:tcW w:type="pct" w:w="10%"/>
+            <w:tcW w:type="dxa" w:w="976"/>
             <w:tcMar>
               <w:top w:type="dxa" w:w="30"/>
               <w:left w:type="dxa" w:w="70"/>
@@ -10917,7 +10932,7 @@
         </w:tc>
         <w:tc>
           <w:tcPr>
-            <w:tcW w:type="pct" w:w="10%"/>
+            <w:tcW w:type="dxa" w:w="976"/>
             <w:tcMar>
               <w:top w:type="dxa" w:w="30"/>
               <w:left w:type="dxa" w:w="70"/>
@@ -10943,7 +10958,7 @@
         </w:tc>
         <w:tc>
           <w:tcPr>
-            <w:tcW w:type="pct" w:w="12%"/>
+            <w:tcW w:type="dxa" w:w="1171"/>
             <w:tcMar>
               <w:top w:type="dxa" w:w="30"/>
               <w:left w:type="dxa" w:w="70"/>
@@ -10969,7 +10984,7 @@
         </w:tc>
         <w:tc>
           <w:tcPr>
-            <w:tcW w:type="pct" w:w="7%"/>
+            <w:tcW w:type="dxa" w:w="683"/>
             <w:tcMar>
               <w:top w:type="dxa" w:w="30"/>
               <w:left w:type="dxa" w:w="70"/>
@@ -10995,7 +11010,7 @@
         </w:tc>
         <w:tc>
           <w:tcPr>
-            <w:tcW w:type="pct" w:w="7%"/>
+            <w:tcW w:type="dxa" w:w="683"/>
             <w:tcMar>
               <w:top w:type="dxa" w:w="30"/>
               <w:left w:type="dxa" w:w="70"/>
@@ -11021,7 +11036,7 @@
         </w:tc>
         <w:tc>
           <w:tcPr>
-            <w:tcW w:type="pct" w:w="18%"/>
+            <w:tcW w:type="dxa" w:w="1756"/>
             <w:tcMar>
               <w:top w:type="dxa" w:w="30"/>
               <w:left w:type="dxa" w:w="70"/>
@@ -11052,7 +11067,7 @@
         </w:trPr>
         <w:tc>
           <w:tcPr>
-            <w:tcW w:type="pct" w:w="18%"/>
+            <w:tcW w:type="dxa" w:w="1756"/>
             <w:tcMar>
               <w:top w:type="dxa" w:w="30"/>
               <w:left w:type="dxa" w:w="70"/>
@@ -11078,7 +11093,7 @@
         </w:tc>
         <w:tc>
           <w:tcPr>
-            <w:tcW w:type="pct" w:w="8%"/>
+            <w:tcW w:type="dxa" w:w="780"/>
             <w:tcMar>
               <w:top w:type="dxa" w:w="30"/>
               <w:left w:type="dxa" w:w="70"/>
@@ -11104,7 +11119,7 @@
         </w:tc>
         <w:tc>
           <w:tcPr>
-            <w:tcW w:type="pct" w:w="10%"/>
+            <w:tcW w:type="dxa" w:w="976"/>
             <w:tcMar>
               <w:top w:type="dxa" w:w="30"/>
               <w:left w:type="dxa" w:w="70"/>
@@ -11130,7 +11145,7 @@
         </w:tc>
         <w:tc>
           <w:tcPr>
-            <w:tcW w:type="pct" w:w="10%"/>
+            <w:tcW w:type="dxa" w:w="976"/>
             <w:tcMar>
               <w:top w:type="dxa" w:w="30"/>
               <w:left w:type="dxa" w:w="70"/>
@@ -11156,7 +11171,7 @@
         </w:tc>
         <w:tc>
           <w:tcPr>
-            <w:tcW w:type="pct" w:w="10%"/>
+            <w:tcW w:type="dxa" w:w="976"/>
             <w:tcMar>
               <w:top w:type="dxa" w:w="30"/>
               <w:left w:type="dxa" w:w="70"/>
@@ -11182,7 +11197,7 @@
         </w:tc>
         <w:tc>
           <w:tcPr>
-            <w:tcW w:type="pct" w:w="12%"/>
+            <w:tcW w:type="dxa" w:w="1171"/>
             <w:tcMar>
               <w:top w:type="dxa" w:w="30"/>
               <w:left w:type="dxa" w:w="70"/>
@@ -11208,7 +11223,7 @@
         </w:tc>
         <w:tc>
           <w:tcPr>
-            <w:tcW w:type="pct" w:w="7%"/>
+            <w:tcW w:type="dxa" w:w="683"/>
             <w:tcMar>
               <w:top w:type="dxa" w:w="30"/>
               <w:left w:type="dxa" w:w="70"/>
@@ -11234,7 +11249,7 @@
         </w:tc>
         <w:tc>
           <w:tcPr>
-            <w:tcW w:type="pct" w:w="7%"/>
+            <w:tcW w:type="dxa" w:w="683"/>
             <w:tcMar>
               <w:top w:type="dxa" w:w="30"/>
               <w:left w:type="dxa" w:w="70"/>
@@ -11260,7 +11275,7 @@
         </w:tc>
         <w:tc>
           <w:tcPr>
-            <w:tcW w:type="pct" w:w="18%"/>
+            <w:tcW w:type="dxa" w:w="1756"/>
             <w:tcMar>
               <w:top w:type="dxa" w:w="30"/>
               <w:left w:type="dxa" w:w="70"/>
@@ -11291,7 +11306,7 @@
         </w:trPr>
         <w:tc>
           <w:tcPr>
-            <w:tcW w:type="pct" w:w="18%"/>
+            <w:tcW w:type="dxa" w:w="1756"/>
             <w:tcMar>
               <w:top w:type="dxa" w:w="30"/>
               <w:left w:type="dxa" w:w="70"/>
@@ -11317,7 +11332,7 @@
         </w:tc>
         <w:tc>
           <w:tcPr>
-            <w:tcW w:type="pct" w:w="8%"/>
+            <w:tcW w:type="dxa" w:w="780"/>
             <w:tcMar>
               <w:top w:type="dxa" w:w="30"/>
               <w:left w:type="dxa" w:w="70"/>
@@ -11343,7 +11358,7 @@
         </w:tc>
         <w:tc>
           <w:tcPr>
-            <w:tcW w:type="pct" w:w="10%"/>
+            <w:tcW w:type="dxa" w:w="976"/>
             <w:tcMar>
               <w:top w:type="dxa" w:w="30"/>
               <w:left w:type="dxa" w:w="70"/>
@@ -11369,7 +11384,7 @@
         </w:tc>
         <w:tc>
           <w:tcPr>
-            <w:tcW w:type="pct" w:w="10%"/>
+            <w:tcW w:type="dxa" w:w="976"/>
             <w:tcMar>
               <w:top w:type="dxa" w:w="30"/>
               <w:left w:type="dxa" w:w="70"/>
@@ -11395,7 +11410,7 @@
         </w:tc>
         <w:tc>
           <w:tcPr>
-            <w:tcW w:type="pct" w:w="10%"/>
+            <w:tcW w:type="dxa" w:w="976"/>
             <w:tcMar>
               <w:top w:type="dxa" w:w="30"/>
               <w:left w:type="dxa" w:w="70"/>
@@ -11421,7 +11436,7 @@
         </w:tc>
         <w:tc>
           <w:tcPr>
-            <w:tcW w:type="pct" w:w="12%"/>
+            <w:tcW w:type="dxa" w:w="1171"/>
             <w:tcMar>
               <w:top w:type="dxa" w:w="30"/>
               <w:left w:type="dxa" w:w="70"/>
@@ -11447,7 +11462,7 @@
         </w:tc>
         <w:tc>
           <w:tcPr>
-            <w:tcW w:type="pct" w:w="7%"/>
+            <w:tcW w:type="dxa" w:w="683"/>
             <w:tcMar>
               <w:top w:type="dxa" w:w="30"/>
               <w:left w:type="dxa" w:w="70"/>
@@ -11473,7 +11488,7 @@
         </w:tc>
         <w:tc>
           <w:tcPr>
-            <w:tcW w:type="pct" w:w="7%"/>
+            <w:tcW w:type="dxa" w:w="683"/>
             <w:tcMar>
               <w:top w:type="dxa" w:w="30"/>
               <w:left w:type="dxa" w:w="70"/>
@@ -11499,7 +11514,7 @@
         </w:tc>
         <w:tc>
           <w:tcPr>
-            <w:tcW w:type="pct" w:w="18%"/>
+            <w:tcW w:type="dxa" w:w="1756"/>
             <w:tcMar>
               <w:top w:type="dxa" w:w="30"/>
               <w:left w:type="dxa" w:w="70"/>
@@ -11530,7 +11545,7 @@
         </w:trPr>
         <w:tc>
           <w:tcPr>
-            <w:tcW w:type="pct" w:w="18%"/>
+            <w:tcW w:type="dxa" w:w="1756"/>
             <w:shd w:fill="F2F5F7" w:color="auto" w:val="clear"/>
             <w:tcMar>
               <w:top w:type="dxa" w:w="30"/>
@@ -11557,7 +11572,7 @@
         </w:tc>
         <w:tc>
           <w:tcPr>
-            <w:tcW w:type="pct" w:w="8%"/>
+            <w:tcW w:type="dxa" w:w="780"/>
             <w:shd w:fill="F2F5F7" w:color="auto" w:val="clear"/>
             <w:tcMar>
               <w:top w:type="dxa" w:w="30"/>
@@ -11584,7 +11599,7 @@
         </w:tc>
         <w:tc>
           <w:tcPr>
-            <w:tcW w:type="pct" w:w="10%"/>
+            <w:tcW w:type="dxa" w:w="976"/>
             <w:shd w:fill="F2F5F7" w:color="auto" w:val="clear"/>
             <w:tcMar>
               <w:top w:type="dxa" w:w="30"/>
@@ -11611,7 +11626,7 @@
         </w:tc>
         <w:tc>
           <w:tcPr>
-            <w:tcW w:type="pct" w:w="10%"/>
+            <w:tcW w:type="dxa" w:w="976"/>
             <w:shd w:fill="F2F5F7" w:color="auto" w:val="clear"/>
             <w:tcMar>
               <w:top w:type="dxa" w:w="30"/>
@@ -11638,7 +11653,7 @@
         </w:tc>
         <w:tc>
           <w:tcPr>
-            <w:tcW w:type="pct" w:w="10%"/>
+            <w:tcW w:type="dxa" w:w="976"/>
             <w:shd w:fill="F2F5F7" w:color="auto" w:val="clear"/>
             <w:tcMar>
               <w:top w:type="dxa" w:w="30"/>
@@ -11665,7 +11680,7 @@
         </w:tc>
         <w:tc>
           <w:tcPr>
-            <w:tcW w:type="pct" w:w="12%"/>
+            <w:tcW w:type="dxa" w:w="1171"/>
             <w:shd w:fill="F2F5F7" w:color="auto" w:val="clear"/>
             <w:tcMar>
               <w:top w:type="dxa" w:w="30"/>
@@ -11692,7 +11707,7 @@
         </w:tc>
         <w:tc>
           <w:tcPr>
-            <w:tcW w:type="pct" w:w="7%"/>
+            <w:tcW w:type="dxa" w:w="683"/>
             <w:shd w:fill="F2F5F7" w:color="auto" w:val="clear"/>
             <w:tcMar>
               <w:top w:type="dxa" w:w="30"/>
@@ -11719,7 +11734,7 @@
         </w:tc>
         <w:tc>
           <w:tcPr>
-            <w:tcW w:type="pct" w:w="7%"/>
+            <w:tcW w:type="dxa" w:w="683"/>
             <w:shd w:fill="F2F5F7" w:color="auto" w:val="clear"/>
             <w:tcMar>
               <w:top w:type="dxa" w:w="30"/>
@@ -11736,7 +11751,7 @@
         </w:tc>
         <w:tc>
           <w:tcPr>
-            <w:tcW w:type="pct" w:w="18%"/>
+            <w:tcW w:type="dxa" w:w="1756"/>
             <w:shd w:fill="F2F5F7" w:color="auto" w:val="clear"/>
             <w:tcMar>
               <w:top w:type="dxa" w:w="30"/>

--- a/exemplo/memorial-carga-termica-residencia-unifamiliar-exemplo-r00.docx
+++ b/exemplo/memorial-carga-termica-residencia-unifamiliar-exemplo-r00.docx
@@ -483,7 +483,7 @@
                 <w:szCs w:val="19"/>
                 <w:rFonts w:ascii="Calibri" w:cs="Calibri" w:eastAsia="Calibri" w:hAnsi="Calibri"/>
               </w:rPr>
-              <w:t xml:space="preserve">20/10/2026 — R00</w:t>
+              <w:t xml:space="preserve">26/10/2026 — R00</w:t>
             </w:r>
           </w:p>
         </w:tc>
@@ -11903,7 +11903,7 @@
           <w:szCs w:val="20"/>
           <w:rFonts w:ascii="Calibri" w:cs="Calibri" w:eastAsia="Calibri" w:hAnsi="Calibri"/>
         </w:rPr>
-        <w:t xml:space="preserve">Cidade – UF, 20 de outubro de 2026</w:t>
+        <w:t xml:space="preserve">Cidade – UF, 26 de outubro de 2026</w:t>
       </w:r>
     </w:p>
     <w:p>
@@ -12073,7 +12073,7 @@
         <w:szCs w:val="15"/>
         <w:rFonts w:ascii="Calibri" w:cs="Calibri" w:eastAsia="Calibri" w:hAnsi="Calibri"/>
       </w:rPr>
-      <w:t xml:space="preserve">	R00 · 20/10/2026</w:t>
+      <w:t xml:space="preserve">	R00 · 26/10/2026</w:t>
     </w:r>
   </w:p>
 </w:hdr>

--- a/exemplo/memorial-carga-termica-residencia-unifamiliar-exemplo-r00.docx
+++ b/exemplo/memorial-carga-termica-residencia-unifamiliar-exemplo-r00.docx
@@ -483,7 +483,7 @@
                 <w:szCs w:val="19"/>
                 <w:rFonts w:ascii="Calibri" w:cs="Calibri" w:eastAsia="Calibri" w:hAnsi="Calibri"/>
               </w:rPr>
-              <w:t xml:space="preserve">26/10/2026 — R00</w:t>
+              <w:t xml:space="preserve">27/10/2026 — R00</w:t>
             </w:r>
           </w:p>
         </w:tc>
@@ -11903,7 +11903,7 @@
           <w:szCs w:val="20"/>
           <w:rFonts w:ascii="Calibri" w:cs="Calibri" w:eastAsia="Calibri" w:hAnsi="Calibri"/>
         </w:rPr>
-        <w:t xml:space="preserve">Cidade – UF, 26 de outubro de 2026</w:t>
+        <w:t xml:space="preserve">Cidade – UF, 27 de outubro de 2026</w:t>
       </w:r>
     </w:p>
     <w:p>
@@ -12073,7 +12073,7 @@
         <w:szCs w:val="15"/>
         <w:rFonts w:ascii="Calibri" w:cs="Calibri" w:eastAsia="Calibri" w:hAnsi="Calibri"/>
       </w:rPr>
-      <w:t xml:space="preserve">	R00 · 26/10/2026</w:t>
+      <w:t xml:space="preserve">	R00 · 27/10/2026</w:t>
     </w:r>
   </w:p>
 </w:hdr>

--- a/exemplo/memorial-carga-termica-residencia-unifamiliar-exemplo-r00.docx
+++ b/exemplo/memorial-carga-termica-residencia-unifamiliar-exemplo-r00.docx
@@ -483,7 +483,7 @@
                 <w:szCs w:val="19"/>
                 <w:rFonts w:ascii="Calibri" w:cs="Calibri" w:eastAsia="Calibri" w:hAnsi="Calibri"/>
               </w:rPr>
-              <w:t xml:space="preserve">27/10/2026 — R00</w:t>
+              <w:t xml:space="preserve">28/10/2026 — R00</w:t>
             </w:r>
           </w:p>
         </w:tc>
@@ -11903,7 +11903,7 @@
           <w:szCs w:val="20"/>
           <w:rFonts w:ascii="Calibri" w:cs="Calibri" w:eastAsia="Calibri" w:hAnsi="Calibri"/>
         </w:rPr>
-        <w:t xml:space="preserve">Cidade – UF, 27 de outubro de 2026</w:t>
+        <w:t xml:space="preserve">Cidade – UF, 28 de outubro de 2026</w:t>
       </w:r>
     </w:p>
     <w:p>
@@ -12073,7 +12073,7 @@
         <w:szCs w:val="15"/>
         <w:rFonts w:ascii="Calibri" w:cs="Calibri" w:eastAsia="Calibri" w:hAnsi="Calibri"/>
       </w:rPr>
-      <w:t xml:space="preserve">	R00 · 27/10/2026</w:t>
+      <w:t xml:space="preserve">	R00 · 28/10/2026</w:t>
     </w:r>
   </w:p>
 </w:hdr>
